--- a/specifications/TMFC043-FaultManagement/Diagrams/TMFC043_Fault_Management.docx
+++ b/specifications/TMFC043-FaultManagement/Diagrams/TMFC043_Fault_Management.docx
@@ -210,428 +210,6 @@
         <w:t>eTOM Processes, SID Data Entities and Functional Framework Functions</w:t>
       </w:r>
     </w:p>
-    <w:p>
-      <w:pPr>
-        <w:pStyle w:val="Heading2"/>
-      </w:pPr>
-      <w:r>
-        <w:t>eTOM business activities</w:t>
-      </w:r>
-    </w:p>
-    <w:p>
-      <w:r>
-        <w:t>eTOM business activities this ODA Component is responsible for:</w:t>
-      </w:r>
-    </w:p>
-    <w:tbl>
-      <w:tblPr>
-        <w:tblStyle w:val="ScrollTableNormal"/>
-        <w:tblW w:type="auto" w:w="0"/>
-        <w:tblLayout w:type="autofit"/>
-        <w:tblLook w:val="04A0" w:firstRow="1" w:lastRow="0" w:firstColumn="0" w:lastColumn="0" w:noHBand="0" w:noVBand="1"/>
-        <w:tblBorders>
-          <w:top w:val="single" w:sz="4" w:space="0" w:color="999999"/>
-          <w:left w:val="single" w:sz="4" w:space="0" w:color="999999"/>
-          <w:bottom w:val="single" w:sz="4" w:space="0" w:color="999999"/>
-          <w:right w:val="single" w:sz="4" w:space="0" w:color="999999"/>
-          <w:insideH w:val="single" w:sz="4" w:space="0" w:color="999999"/>
-          <w:insideV w:val="single" w:sz="4" w:space="0" w:color="999999"/>
-        </w:tblBorders>
-      </w:tblPr>
-      <w:tblGrid>
-        <w:gridCol w:w="2124"/>
-        <w:gridCol w:w="2124"/>
-        <w:gridCol w:w="2124"/>
-        <w:gridCol w:w="2124"/>
-      </w:tblGrid>
-      <w:tr>
-        <w:trPr>
-          <w:tblHeader/>
-        </w:trPr>
-        <w:tc>
-          <w:tcPr>
-            <w:tcW w:type="dxa" w:w="1498"/>
-          </w:tcPr>
-          <w:p>
-            <w:r/>
-            <w:r>
-              <w:rPr>
-                <w:b/>
-              </w:rPr>
-              <w:t>Identifier</w:t>
-            </w:r>
-          </w:p>
-        </w:tc>
-        <w:tc>
-          <w:tcPr>
-            <w:tcW w:type="dxa" w:w="1123"/>
-          </w:tcPr>
-          <w:p>
-            <w:r/>
-            <w:r>
-              <w:rPr>
-                <w:b/>
-              </w:rPr>
-              <w:t>Level</w:t>
-            </w:r>
-          </w:p>
-        </w:tc>
-        <w:tc>
-          <w:tcPr>
-            <w:tcW w:type="dxa" w:w="2808"/>
-          </w:tcPr>
-          <w:p>
-            <w:r/>
-            <w:r>
-              <w:rPr>
-                <w:b/>
-              </w:rPr>
-              <w:t>Business Activity Name</w:t>
-            </w:r>
-          </w:p>
-        </w:tc>
-        <w:tc>
-          <w:tcPr>
-            <w:tcW w:type="dxa" w:w="3931"/>
-          </w:tcPr>
-          <w:p>
-            <w:r/>
-            <w:r>
-              <w:rPr>
-                <w:b/>
-              </w:rPr>
-              <w:t>Description</w:t>
-            </w:r>
-          </w:p>
-        </w:tc>
-      </w:tr>
-      <w:tr>
-        <w:tc>
-          <w:tcPr>
-            <w:tcW w:type="dxa" w:w="1498"/>
-          </w:tcPr>
-          <w:p>
-            <w:r/>
-            <w:r>
-              <w:t>1.5.8</w:t>
-            </w:r>
-          </w:p>
-        </w:tc>
-        <w:tc>
-          <w:tcPr>
-            <w:tcW w:type="dxa" w:w="1123"/>
-          </w:tcPr>
-          <w:p>
-            <w:r/>
-            <w:r>
-              <w:t>L2</w:t>
-            </w:r>
-          </w:p>
-        </w:tc>
-        <w:tc>
-          <w:tcPr>
-            <w:tcW w:type="dxa" w:w="2808"/>
-          </w:tcPr>
-          <w:p>
-            <w:r/>
-            <w:r>
-              <w:t>Resource Trouble Management</w:t>
-            </w:r>
-          </w:p>
-        </w:tc>
-        <w:tc>
-          <w:tcPr>
-            <w:tcW w:type="dxa" w:w="3931"/>
-          </w:tcPr>
-          <w:p>
-            <w:r/>
-            <w:r>
-              <w:t>Resource Trouble Management processes are responsible for the management of troubles, including security events, associated with specific resources. The objectives of these processes are to efficiently and effectively manage reported resource trouble, isolate the root cause and act to resolve the resource trouble.</w:t>
-            </w:r>
-          </w:p>
-        </w:tc>
-      </w:tr>
-      <w:tr>
-        <w:tc>
-          <w:tcPr>
-            <w:tcW w:type="dxa" w:w="1498"/>
-          </w:tcPr>
-          <w:p>
-            <w:r/>
-            <w:r>
-              <w:t>1.4.6</w:t>
-            </w:r>
-          </w:p>
-        </w:tc>
-        <w:tc>
-          <w:tcPr>
-            <w:tcW w:type="dxa" w:w="1123"/>
-          </w:tcPr>
-          <w:p>
-            <w:r/>
-            <w:r>
-              <w:t>L2</w:t>
-            </w:r>
-          </w:p>
-        </w:tc>
-        <w:tc>
-          <w:tcPr>
-            <w:tcW w:type="dxa" w:w="2808"/>
-          </w:tcPr>
-          <w:p>
-            <w:r/>
-            <w:r>
-              <w:t>Service Problem Management</w:t>
-            </w:r>
-          </w:p>
-        </w:tc>
-        <w:tc>
-          <w:tcPr>
-            <w:tcW w:type="dxa" w:w="3931"/>
-          </w:tcPr>
-          <w:p>
-            <w:r/>
-            <w:r>
-              <w:t>Service Problem Management processes are responsible for the management of problems associated with specific services. The objective of these processes is to respond immediately to reported service problems or failures in order to minimize their effects on customers, and to invoke the restoration of the service, or provide an alternate service as soon as possible.</w:t>
-            </w:r>
-          </w:p>
-        </w:tc>
-      </w:tr>
-    </w:tbl>
-    <w:p/>
-    <w:p>
-      <w:pPr>
-        <w:pStyle w:val="Heading2"/>
-      </w:pPr>
-      <w:r>
-        <w:t>SID ABEs</w:t>
-      </w:r>
-    </w:p>
-    <w:p>
-      <w:r>
-        <w:t>SID ABEs this ODA Component is responsible for:</w:t>
-      </w:r>
-    </w:p>
-    <w:tbl>
-      <w:tblPr>
-        <w:tblStyle w:val="ScrollTableNormal"/>
-        <w:tblW w:type="auto" w:w="0"/>
-        <w:tblLayout w:type="autofit"/>
-        <w:tblLook w:val="04A0" w:firstRow="1" w:lastRow="0" w:firstColumn="0" w:lastColumn="0" w:noHBand="0" w:noVBand="1"/>
-        <w:tblBorders>
-          <w:top w:val="single" w:sz="4" w:space="0" w:color="999999"/>
-          <w:left w:val="single" w:sz="4" w:space="0" w:color="999999"/>
-          <w:bottom w:val="single" w:sz="4" w:space="0" w:color="999999"/>
-          <w:right w:val="single" w:sz="4" w:space="0" w:color="999999"/>
-          <w:insideH w:val="single" w:sz="4" w:space="0" w:color="999999"/>
-          <w:insideV w:val="single" w:sz="4" w:space="0" w:color="999999"/>
-        </w:tblBorders>
-      </w:tblPr>
-      <w:tblGrid>
-        <w:gridCol w:w="2124"/>
-        <w:gridCol w:w="2124"/>
-        <w:gridCol w:w="2124"/>
-        <w:gridCol w:w="2124"/>
-      </w:tblGrid>
-      <w:tr>
-        <w:trPr>
-          <w:tblHeader/>
-        </w:trPr>
-        <w:tc>
-          <w:tcPr>
-            <w:tcW w:type="dxa" w:w="1591"/>
-          </w:tcPr>
-          <w:p>
-            <w:r/>
-            <w:r>
-              <w:rPr>
-                <w:b/>
-              </w:rPr>
-              <w:t>SID ABE Level 1</w:t>
-            </w:r>
-          </w:p>
-        </w:tc>
-        <w:tc>
-          <w:tcPr>
-            <w:tcW w:type="dxa" w:w="2340"/>
-          </w:tcPr>
-          <w:p>
-            <w:r/>
-            <w:r>
-              <w:rPr>
-                <w:b/>
-              </w:rPr>
-              <w:t>SID ABE Level 2 (or set of BEs)</w:t>
-            </w:r>
-          </w:p>
-        </w:tc>
-        <w:tc>
-          <w:tcPr>
-            <w:tcW w:type="dxa" w:w="2714"/>
-          </w:tcPr>
-          <w:p>
-            <w:r/>
-            <w:r>
-              <w:rPr>
-                <w:b/>
-              </w:rPr>
-              <w:t>SID ABE L1 Definition</w:t>
-            </w:r>
-          </w:p>
-        </w:tc>
-        <w:tc>
-          <w:tcPr>
-            <w:tcW w:type="dxa" w:w="2714"/>
-          </w:tcPr>
-          <w:p>
-            <w:r/>
-            <w:r>
-              <w:rPr>
-                <w:b/>
-              </w:rPr>
-              <w:t>SID ABE L2 Definition</w:t>
-            </w:r>
-          </w:p>
-        </w:tc>
-      </w:tr>
-      <w:tr>
-        <w:tc>
-          <w:tcPr>
-            <w:tcW w:type="dxa" w:w="1591"/>
-          </w:tcPr>
-          <w:p>
-            <w:r/>
-            <w:r>
-              <w:t>Resource Trouble</w:t>
-            </w:r>
-          </w:p>
-        </w:tc>
-        <w:tc>
-          <w:tcPr>
-            <w:tcW w:type="dxa" w:w="2340"/>
-          </w:tcPr>
-          <w:p>
-            <w:r/>
-            <w:r>
-              <w:t>Resource Alarm</w:t>
-            </w:r>
-          </w:p>
-        </w:tc>
-        <w:tc>
-          <w:tcPr>
-            <w:tcW w:type="dxa" w:w="2714"/>
-          </w:tcPr>
-          <w:p>
-            <w:r/>
-            <w:r>
-              <w:t>The Resource Trouble ABE collects information about problems found in allocated resource instances, regardless of whether the problem is physical or logical. Entities in this ABE capture detection, root cause, and resoluiton of these problems and maintain a history of the activities involved in diagnosing and solving the problem. This history includes tracking, reporting, assigning people to fix the problem, testing and verification, and overall administration of repair activities.</w:t>
-            </w:r>
-          </w:p>
-        </w:tc>
-        <w:tc>
-          <w:tcPr>
-            <w:tcW w:type="dxa" w:w="2714"/>
-          </w:tcPr>
-          <w:p>
-            <w:r/>
-            <w:r>
-              <w:t>*(no description available)*</w:t>
-            </w:r>
-          </w:p>
-        </w:tc>
-      </w:tr>
-      <w:tr>
-        <w:tc>
-          <w:tcPr>
-            <w:tcW w:type="dxa" w:w="1591"/>
-          </w:tcPr>
-          <w:p>
-            <w:r/>
-            <w:r>
-              <w:t>Resource Trouble</w:t>
-            </w:r>
-          </w:p>
-        </w:tc>
-        <w:tc>
-          <w:tcPr>
-            <w:tcW w:type="dxa" w:w="2340"/>
-          </w:tcPr>
-          <w:p>
-            <w:r/>
-            <w:r>
-              <w:t>AlarmSeverityAssignmentProfile</w:t>
-            </w:r>
-          </w:p>
-        </w:tc>
-        <w:tc>
-          <w:tcPr>
-            <w:tcW w:type="dxa" w:w="2714"/>
-          </w:tcPr>
-          <w:p>
-            <w:r/>
-            <w:r>
-              <w:t>The Resource Trouble ABE collects information about problems found in allocated resource instances, regardless of whether the problem is physical or logical. Entities in this ABE capture detection, root cause, and resoluiton of these problems and maintain a history of the activities involved in diagnosing and solving the problem. This history includes tracking, reporting, assigning people to fix the problem, testing and verification, and overall administration of repair activities.</w:t>
-            </w:r>
-          </w:p>
-        </w:tc>
-        <w:tc>
-          <w:tcPr>
-            <w:tcW w:type="dxa" w:w="2714"/>
-          </w:tcPr>
-          <w:p>
-            <w:r/>
-            <w:r>
-              <w:t>This object class models the (flexible) severity assignment to specified probable causes. So the ASAP object includes a table, with each row specifying the probable cause (plus optionally the probableCauseQualifier and / or the nativeProbableCause) and the assigned severity for "service affecting", "non service affecting" and "service independent or unknown" alarms. Probable cause, probableCauseQualifier and nativeProbableCause are the coordinates of the ASAP entries, so there must not be two ASAP entries with the same coordinates. It is the responsibility of the EMS to enforce this. Alarms against entities that are not modeled by the interface are reported using the "AID" objectType. For these "AID" alarms the ASAP mechanism is not applicable. Typically the ASAP function is implemented in the OS or NE where the alarm is originated. I. e. the severity will usually be assigned directly by the NE, so it is up to the EMS to download the defined ASAP to the NE. Other alarms, e.g. on arcs like SNCs, may be generated by the target OS. An alarm becomes reportable by NE/target OS: - when for PTP, CTP, FTP: AlarmReporting changes from "off" to "on" - when for SNC, TopologicalLink, Equipment, EquipmentHolder, GTP: alarmReportingIndicator changes from false to true. Alarms are always reportable for all other objects as they do not have any alarm reporting attribute. When an alarm becomes reportable the ASAPs are applied (accessed via the asapPointer). The severity of the alarm is adopted from the ASAP entry that matches for all of the following: - same probableCause - same probableCauseQualifier (an empty string is a match) - same nativeProbableCause (an empty string is a match). For example, if the reportable alarm has LOS probableCause and an ASAP entry is found with LOS probableCause and both probableCauseQualifier and nativeProbableCause are empty strings, then the search is successful. If there is a matching ASAP, then the severities are adopted on the following basis: - the alarm is service affecting: the severity specified in the serviceAffecting field is assigned - the alarm is service non affecting: the severity specified in the serviceNonAffecting field is assigned - the alarm is service independent or NE/target OS is not equipped to determine if the alarm affects service or not: the severity specified in the serviceIndependentOrUnknown field is assigned. If the assigned severity specified in the ASAP is: - "FREE_CHOICE" then the NE/target OS are free to determine the severity. If there is no local mechanism on the ME/EMS to determine severity then the severity "INDETERMINATE" should be assigned. - "NOTALARMED" then the EMS should not emit an alarm over the EML-NML interface. If there is no ASAP that matches, then the NE/target OS is free to determine the severity. If there is no local mechanism on the NE/target OS to determine severity then the severity "INDETERMINATE" should be assigned. Once a severity has been assigned, the alarm notification is emitted (other than for "NOTALARMED"). Note: Any operation of alarm retrieval will not include "NOTALARMED" alarms.</w:t>
-            </w:r>
-          </w:p>
-        </w:tc>
-      </w:tr>
-      <w:tr>
-        <w:tc>
-          <w:tcPr>
-            <w:tcW w:type="dxa" w:w="1591"/>
-          </w:tcPr>
-          <w:p>
-            <w:r/>
-            <w:r>
-              <w:t>Service Problem</w:t>
-            </w:r>
-          </w:p>
-        </w:tc>
-        <w:tc>
-          <w:tcPr>
-            <w:tcW w:type="dxa" w:w="2340"/>
-          </w:tcPr>
-          <w:p>
-            <w:r/>
-            <w:r/>
-          </w:p>
-        </w:tc>
-        <w:tc>
-          <w:tcPr>
-            <w:tcW w:type="dxa" w:w="2714"/>
-          </w:tcPr>
-          <w:p>
-            <w:r/>
-            <w:r>
-              <w:t>The Service Problem ABE manages faults, alarms, and outages from a Service point-of-view. This is then correlated to trouble tickets, regardless of whether the cause is physical or logical. Other entities in this ABE are used to direct the recovery from each of these types of problems. They provide the ability to associate Resource faults and alarms to degradation and outages of Services that run on those Resources.</w:t>
-            </w:r>
-          </w:p>
-        </w:tc>
-        <w:tc>
-          <w:tcPr>
-            <w:tcW w:type="dxa" w:w="2714"/>
-          </w:tcPr>
-          <w:p>
-            <w:r/>
-            <w:r>
-              <w:t>*(no description available)*</w:t>
-            </w:r>
-          </w:p>
-        </w:tc>
-      </w:tr>
-    </w:tbl>
-    <w:p/>
     <w:p>
       <w:pPr>
         <w:pStyle w:val="Heading2"/>
@@ -689,6 +267,428 @@
         <w:pStyle w:val="Heading2"/>
       </w:pPr>
       <w:r>
+        <w:t>eTOM business activities</w:t>
+      </w:r>
+    </w:p>
+    <w:p>
+      <w:r>
+        <w:t>eTOM business activities this ODA Component is responsible for:</w:t>
+      </w:r>
+    </w:p>
+    <w:tbl>
+      <w:tblPr>
+        <w:tblStyle w:val="ScrollTableNormal"/>
+        <w:tblW w:type="auto" w:w="0"/>
+        <w:tblLayout w:type="autofit"/>
+        <w:tblLook w:val="04A0" w:firstRow="1" w:lastRow="0" w:firstColumn="0" w:lastColumn="0" w:noHBand="0" w:noVBand="1"/>
+        <w:tblBorders>
+          <w:top w:val="single" w:sz="4" w:space="0" w:color="999999"/>
+          <w:left w:val="single" w:sz="4" w:space="0" w:color="999999"/>
+          <w:bottom w:val="single" w:sz="4" w:space="0" w:color="999999"/>
+          <w:right w:val="single" w:sz="4" w:space="0" w:color="999999"/>
+          <w:insideH w:val="single" w:sz="4" w:space="0" w:color="999999"/>
+          <w:insideV w:val="single" w:sz="4" w:space="0" w:color="999999"/>
+        </w:tblBorders>
+      </w:tblPr>
+      <w:tblGrid>
+        <w:gridCol w:w="2124"/>
+        <w:gridCol w:w="2124"/>
+        <w:gridCol w:w="2124"/>
+        <w:gridCol w:w="2124"/>
+      </w:tblGrid>
+      <w:tr>
+        <w:trPr>
+          <w:tblHeader/>
+        </w:trPr>
+        <w:tc>
+          <w:tcPr>
+            <w:tcW w:type="dxa" w:w="1498"/>
+          </w:tcPr>
+          <w:p>
+            <w:r/>
+            <w:r>
+              <w:rPr>
+                <w:b/>
+              </w:rPr>
+              <w:t>Identifier</w:t>
+            </w:r>
+          </w:p>
+        </w:tc>
+        <w:tc>
+          <w:tcPr>
+            <w:tcW w:type="dxa" w:w="1123"/>
+          </w:tcPr>
+          <w:p>
+            <w:r/>
+            <w:r>
+              <w:rPr>
+                <w:b/>
+              </w:rPr>
+              <w:t>Level</w:t>
+            </w:r>
+          </w:p>
+        </w:tc>
+        <w:tc>
+          <w:tcPr>
+            <w:tcW w:type="dxa" w:w="2808"/>
+          </w:tcPr>
+          <w:p>
+            <w:r/>
+            <w:r>
+              <w:rPr>
+                <w:b/>
+              </w:rPr>
+              <w:t>Business Activity Name</w:t>
+            </w:r>
+          </w:p>
+        </w:tc>
+        <w:tc>
+          <w:tcPr>
+            <w:tcW w:type="dxa" w:w="3931"/>
+          </w:tcPr>
+          <w:p>
+            <w:r/>
+            <w:r>
+              <w:rPr>
+                <w:b/>
+              </w:rPr>
+              <w:t>Description</w:t>
+            </w:r>
+          </w:p>
+        </w:tc>
+      </w:tr>
+      <w:tr>
+        <w:tc>
+          <w:tcPr>
+            <w:tcW w:type="dxa" w:w="1498"/>
+          </w:tcPr>
+          <w:p>
+            <w:r/>
+            <w:r>
+              <w:t>1.5.8</w:t>
+            </w:r>
+          </w:p>
+        </w:tc>
+        <w:tc>
+          <w:tcPr>
+            <w:tcW w:type="dxa" w:w="1123"/>
+          </w:tcPr>
+          <w:p>
+            <w:r/>
+            <w:r>
+              <w:t>L2</w:t>
+            </w:r>
+          </w:p>
+        </w:tc>
+        <w:tc>
+          <w:tcPr>
+            <w:tcW w:type="dxa" w:w="2808"/>
+          </w:tcPr>
+          <w:p>
+            <w:r/>
+            <w:r>
+              <w:t>Resource Trouble Management</w:t>
+            </w:r>
+          </w:p>
+        </w:tc>
+        <w:tc>
+          <w:tcPr>
+            <w:tcW w:type="dxa" w:w="3931"/>
+          </w:tcPr>
+          <w:p>
+            <w:r/>
+            <w:r>
+              <w:t>Resource Trouble Management processes are responsible for the management of troubles, including security events, associated with specific resources. The objectives of these processes are to efficiently and effectively manage reported resource trouble, isolate the root cause and act to resolve the resource trouble.</w:t>
+            </w:r>
+          </w:p>
+        </w:tc>
+      </w:tr>
+      <w:tr>
+        <w:tc>
+          <w:tcPr>
+            <w:tcW w:type="dxa" w:w="1498"/>
+          </w:tcPr>
+          <w:p>
+            <w:r/>
+            <w:r>
+              <w:t>1.4.6</w:t>
+            </w:r>
+          </w:p>
+        </w:tc>
+        <w:tc>
+          <w:tcPr>
+            <w:tcW w:type="dxa" w:w="1123"/>
+          </w:tcPr>
+          <w:p>
+            <w:r/>
+            <w:r>
+              <w:t>L2</w:t>
+            </w:r>
+          </w:p>
+        </w:tc>
+        <w:tc>
+          <w:tcPr>
+            <w:tcW w:type="dxa" w:w="2808"/>
+          </w:tcPr>
+          <w:p>
+            <w:r/>
+            <w:r>
+              <w:t>Service Problem Management</w:t>
+            </w:r>
+          </w:p>
+        </w:tc>
+        <w:tc>
+          <w:tcPr>
+            <w:tcW w:type="dxa" w:w="3931"/>
+          </w:tcPr>
+          <w:p>
+            <w:r/>
+            <w:r>
+              <w:t>Service Problem Management processes are responsible for the management of problems associated with specific services. The objective of these processes is to respond immediately to reported service problems or failures in order to minimize their effects on customers, and to invoke the restoration of the service, or provide an alternate service as soon as possible.</w:t>
+            </w:r>
+          </w:p>
+        </w:tc>
+      </w:tr>
+    </w:tbl>
+    <w:p/>
+    <w:p>
+      <w:pPr>
+        <w:pStyle w:val="Heading2"/>
+      </w:pPr>
+      <w:r>
+        <w:t>SID ABEs</w:t>
+      </w:r>
+    </w:p>
+    <w:p>
+      <w:r>
+        <w:t>SID ABEs this ODA Component is responsible for:</w:t>
+      </w:r>
+    </w:p>
+    <w:tbl>
+      <w:tblPr>
+        <w:tblStyle w:val="ScrollTableNormal"/>
+        <w:tblW w:type="auto" w:w="0"/>
+        <w:tblLayout w:type="autofit"/>
+        <w:tblLook w:val="04A0" w:firstRow="1" w:lastRow="0" w:firstColumn="0" w:lastColumn="0" w:noHBand="0" w:noVBand="1"/>
+        <w:tblBorders>
+          <w:top w:val="single" w:sz="4" w:space="0" w:color="999999"/>
+          <w:left w:val="single" w:sz="4" w:space="0" w:color="999999"/>
+          <w:bottom w:val="single" w:sz="4" w:space="0" w:color="999999"/>
+          <w:right w:val="single" w:sz="4" w:space="0" w:color="999999"/>
+          <w:insideH w:val="single" w:sz="4" w:space="0" w:color="999999"/>
+          <w:insideV w:val="single" w:sz="4" w:space="0" w:color="999999"/>
+        </w:tblBorders>
+      </w:tblPr>
+      <w:tblGrid>
+        <w:gridCol w:w="2124"/>
+        <w:gridCol w:w="2124"/>
+        <w:gridCol w:w="2124"/>
+        <w:gridCol w:w="2124"/>
+      </w:tblGrid>
+      <w:tr>
+        <w:trPr>
+          <w:tblHeader/>
+        </w:trPr>
+        <w:tc>
+          <w:tcPr>
+            <w:tcW w:type="dxa" w:w="1591"/>
+          </w:tcPr>
+          <w:p>
+            <w:r/>
+            <w:r>
+              <w:rPr>
+                <w:b/>
+              </w:rPr>
+              <w:t>SID ABE L1</w:t>
+            </w:r>
+          </w:p>
+        </w:tc>
+        <w:tc>
+          <w:tcPr>
+            <w:tcW w:type="dxa" w:w="2808"/>
+          </w:tcPr>
+          <w:p>
+            <w:r/>
+            <w:r>
+              <w:rPr>
+                <w:b/>
+              </w:rPr>
+              <w:t>SID ABE L1 Definition</w:t>
+            </w:r>
+          </w:p>
+        </w:tc>
+        <w:tc>
+          <w:tcPr>
+            <w:tcW w:type="dxa" w:w="2246"/>
+          </w:tcPr>
+          <w:p>
+            <w:r/>
+            <w:r>
+              <w:rPr>
+                <w:b/>
+              </w:rPr>
+              <w:t>SID ABE L2 (or set of BEs)</w:t>
+            </w:r>
+          </w:p>
+        </w:tc>
+        <w:tc>
+          <w:tcPr>
+            <w:tcW w:type="dxa" w:w="2714"/>
+          </w:tcPr>
+          <w:p>
+            <w:r/>
+            <w:r>
+              <w:rPr>
+                <w:b/>
+              </w:rPr>
+              <w:t>SID ABE L2 Definition</w:t>
+            </w:r>
+          </w:p>
+        </w:tc>
+      </w:tr>
+      <w:tr>
+        <w:tc>
+          <w:tcPr>
+            <w:tcW w:type="dxa" w:w="1591"/>
+          </w:tcPr>
+          <w:p>
+            <w:r/>
+            <w:r>
+              <w:t>Resource Trouble</w:t>
+            </w:r>
+          </w:p>
+        </w:tc>
+        <w:tc>
+          <w:tcPr>
+            <w:tcW w:type="dxa" w:w="2808"/>
+          </w:tcPr>
+          <w:p>
+            <w:r/>
+            <w:r>
+              <w:t>The Resource Trouble ABE collects information about problems found in allocated resource instances, regardless of whether the problem is physical or logical. Entities in this ABE capture detection, root cause, and resoluiton of these problems and maintain a history of the activities involved in diagnosing and solving the problem. This history includes tracking, reporting, assigning people to fix the problem, testing and verification, and overall administration of repair activities.</w:t>
+            </w:r>
+          </w:p>
+        </w:tc>
+        <w:tc>
+          <w:tcPr>
+            <w:tcW w:type="dxa" w:w="2246"/>
+          </w:tcPr>
+          <w:p>
+            <w:r/>
+            <w:r>
+              <w:t>Resource Alarm</w:t>
+            </w:r>
+          </w:p>
+        </w:tc>
+        <w:tc>
+          <w:tcPr>
+            <w:tcW w:type="dxa" w:w="2714"/>
+          </w:tcPr>
+          <w:p>
+            <w:r/>
+            <w:r>
+              <w:t>*(no description available)*</w:t>
+            </w:r>
+          </w:p>
+        </w:tc>
+      </w:tr>
+      <w:tr>
+        <w:tc>
+          <w:tcPr>
+            <w:tcW w:type="dxa" w:w="1591"/>
+          </w:tcPr>
+          <w:p>
+            <w:r/>
+            <w:r>
+              <w:t>Resource Trouble</w:t>
+            </w:r>
+          </w:p>
+        </w:tc>
+        <w:tc>
+          <w:tcPr>
+            <w:tcW w:type="dxa" w:w="2808"/>
+          </w:tcPr>
+          <w:p>
+            <w:r/>
+            <w:r>
+              <w:t>The Resource Trouble ABE collects information about problems found in allocated resource instances, regardless of whether the problem is physical or logical. Entities in this ABE capture detection, root cause, and resoluiton of these problems and maintain a history of the activities involved in diagnosing and solving the problem. This history includes tracking, reporting, assigning people to fix the problem, testing and verification, and overall administration of repair activities.</w:t>
+            </w:r>
+          </w:p>
+        </w:tc>
+        <w:tc>
+          <w:tcPr>
+            <w:tcW w:type="dxa" w:w="2246"/>
+          </w:tcPr>
+          <w:p>
+            <w:r/>
+            <w:r>
+              <w:t>AlarmSeverityAssignmentProfile</w:t>
+            </w:r>
+          </w:p>
+        </w:tc>
+        <w:tc>
+          <w:tcPr>
+            <w:tcW w:type="dxa" w:w="2714"/>
+          </w:tcPr>
+          <w:p>
+            <w:r/>
+            <w:r>
+              <w:t>This object class models the (flexible) severity assignment to specified probable causes. So the ASAP object includes a table, with each row specifying the probable cause (plus optionally the probableCauseQualifier and / or the nativeProbableCause) and the assigned severity for "service affecting", "non service affecting" and "service independent or unknown" alarms. Probable cause, probableCauseQualifier and nativeProbableCause are the coordinates of the ASAP entries, so there must not be two ASAP entries with the same coordinates. It is the responsibility of the EMS to enforce this. Alarms against entities that are not modeled by the interface are reported using the "AID" objectType. For these "AID" alarms the ASAP mechanism is not applicable. Typically the ASAP function is implemented in the OS or NE where the alarm is originated. I. e. the severity will usually be assigned directly by the NE, so it is up to the EMS to download the defined ASAP to the NE. Other alarms, e.g. on arcs like SNCs, may be generated by the target OS. An alarm becomes reportable by NE/target OS: - when for PTP, CTP, FTP: AlarmReporting changes from "off" to "on" - when for SNC, TopologicalLink, Equipment, EquipmentHolder, GTP: alarmReportingIndicator changes from false to true. Alarms are always reportable for all other objects as they do not have any alarm reporting attribute. When an alarm becomes reportable the ASAPs are applied (accessed via the asapPointer). The severity of the alarm is adopted from the ASAP entry that matches for all of the following: - same probableCause - same probableCauseQualifier (an empty string is a match) - same nativeProbableCause (an empty string is a match). For example, if the reportable alarm has LOS probableCause and an ASAP entry is found with LOS probableCause and both probableCauseQualifier and nativeProbableCause are empty strings, then the search is successful. If there is a matching ASAP, then the severities are adopted on the following basis: - the alarm is service affecting: the severity specified in the serviceAffecting field is assigned - the alarm is service non affecting: the severity specified in the serviceNonAffecting field is assigned - the alarm is service independent or NE/target OS is not equipped to determine if the alarm affects service or not: the severity specified in the serviceIndependentOrUnknown field is assigned. If the assigned severity specified in the ASAP is: - "FREE_CHOICE" then the NE/target OS are free to determine the severity. If there is no local mechanism on the ME/EMS to determine severity then the severity "INDETERMINATE" should be assigned. - "NOTALARMED" then the EMS should not emit an alarm over the EML-NML interface. If there is no ASAP that matches, then the NE/target OS is free to determine the severity. If there is no local mechanism on the NE/target OS to determine severity then the severity "INDETERMINATE" should be assigned. Once a severity has been assigned, the alarm notification is emitted (other than for "NOTALARMED"). Note: Any operation of alarm retrieval will not include "NOTALARMED" alarms.</w:t>
+            </w:r>
+          </w:p>
+        </w:tc>
+      </w:tr>
+      <w:tr>
+        <w:tc>
+          <w:tcPr>
+            <w:tcW w:type="dxa" w:w="1591"/>
+          </w:tcPr>
+          <w:p>
+            <w:r/>
+            <w:r>
+              <w:t>Service Problem</w:t>
+            </w:r>
+          </w:p>
+        </w:tc>
+        <w:tc>
+          <w:tcPr>
+            <w:tcW w:type="dxa" w:w="2808"/>
+          </w:tcPr>
+          <w:p>
+            <w:r/>
+            <w:r>
+              <w:t>The Service Problem ABE manages faults, alarms, and outages from a Service point-of-view. This is then correlated to trouble tickets, regardless of whether the cause is physical or logical. Other entities in this ABE are used to direct the recovery from each of these types of problems. They provide the ability to associate Resource faults and alarms to degradation and outages of Services that run on those Resources.</w:t>
+            </w:r>
+          </w:p>
+        </w:tc>
+        <w:tc>
+          <w:tcPr>
+            <w:tcW w:type="dxa" w:w="2246"/>
+          </w:tcPr>
+          <w:p>
+            <w:r/>
+            <w:r/>
+          </w:p>
+        </w:tc>
+        <w:tc>
+          <w:tcPr>
+            <w:tcW w:type="dxa" w:w="2714"/>
+          </w:tcPr>
+          <w:p>
+            <w:r/>
+            <w:r>
+              <w:t>*(no description available)*</w:t>
+            </w:r>
+          </w:p>
+        </w:tc>
+      </w:tr>
+    </w:tbl>
+    <w:p/>
+    <w:p>
+      <w:pPr>
+        <w:pStyle w:val="Heading2"/>
+      </w:pPr>
+      <w:r>
         <w:t>Functional Framework Functions</w:t>
       </w:r>
     </w:p>
@@ -748,7 +748,35 @@
         </w:tc>
         <w:tc>
           <w:tcPr>
+            <w:tcW w:type="dxa" w:w="1685"/>
+          </w:tcPr>
+          <w:p>
+            <w:r/>
+            <w:r>
+              <w:rPr>
+                <w:b/>
+              </w:rPr>
+              <w:t>Aggregate Function Level 1</w:t>
+            </w:r>
+          </w:p>
+        </w:tc>
+        <w:tc>
+          <w:tcPr>
             <w:tcW w:type="dxa" w:w="2153"/>
+          </w:tcPr>
+          <w:p>
+            <w:r/>
+            <w:r>
+              <w:rPr>
+                <w:b/>
+              </w:rPr>
+              <w:t>Aggregate Function Level 2</w:t>
+            </w:r>
+          </w:p>
+        </w:tc>
+        <w:tc>
+          <w:tcPr>
+            <w:tcW w:type="dxa" w:w="2246"/>
           </w:tcPr>
           <w:p>
             <w:r/>
@@ -760,34 +788,6 @@
             </w:r>
           </w:p>
         </w:tc>
-        <w:tc>
-          <w:tcPr>
-            <w:tcW w:type="dxa" w:w="1685"/>
-          </w:tcPr>
-          <w:p>
-            <w:r/>
-            <w:r>
-              <w:rPr>
-                <w:b/>
-              </w:rPr>
-              <w:t>Aggregate Function Level 1</w:t>
-            </w:r>
-          </w:p>
-        </w:tc>
-        <w:tc>
-          <w:tcPr>
-            <w:tcW w:type="dxa" w:w="2246"/>
-          </w:tcPr>
-          <w:p>
-            <w:r/>
-            <w:r>
-              <w:rPr>
-                <w:b/>
-              </w:rPr>
-              <w:t>Aggregate Function Level 2</w:t>
-            </w:r>
-          </w:p>
-        </w:tc>
       </w:tr>
       <w:tr>
         <w:tc>
@@ -814,34 +814,34 @@
         </w:tc>
         <w:tc>
           <w:tcPr>
+            <w:tcW w:type="dxa" w:w="1685"/>
+          </w:tcPr>
+          <w:p>
+            <w:r/>
+            <w:r>
+              <w:t>Resource Trouble Management</w:t>
+            </w:r>
+          </w:p>
+        </w:tc>
+        <w:tc>
+          <w:tcPr>
             <w:tcW w:type="dxa" w:w="2153"/>
           </w:tcPr>
           <w:p>
             <w:r/>
             <w:r>
+              <w:t>Resource Trouble Analysis</w:t>
+            </w:r>
+          </w:p>
+        </w:tc>
+        <w:tc>
+          <w:tcPr>
+            <w:tcW w:type="dxa" w:w="2246"/>
+          </w:tcPr>
+          <w:p>
+            <w:r/>
+            <w:r>
               <w:t>Resource Trouble Resolution Function identifies the necessary resolution actions to solve the Resource Trouble according to Resource Problem Policy. It is based on diagnostic results.</w:t>
-            </w:r>
-          </w:p>
-        </w:tc>
-        <w:tc>
-          <w:tcPr>
-            <w:tcW w:type="dxa" w:w="1685"/>
-          </w:tcPr>
-          <w:p>
-            <w:r/>
-            <w:r>
-              <w:t>Resource Trouble Management</w:t>
-            </w:r>
-          </w:p>
-        </w:tc>
-        <w:tc>
-          <w:tcPr>
-            <w:tcW w:type="dxa" w:w="2246"/>
-          </w:tcPr>
-          <w:p>
-            <w:r/>
-            <w:r>
-              <w:t>Resource Trouble Analysis</w:t>
             </w:r>
           </w:p>
         </w:tc>
@@ -871,34 +871,34 @@
         </w:tc>
         <w:tc>
           <w:tcPr>
+            <w:tcW w:type="dxa" w:w="1685"/>
+          </w:tcPr>
+          <w:p>
+            <w:r/>
+            <w:r>
+              <w:t>Service Problem Management</w:t>
+            </w:r>
+          </w:p>
+        </w:tc>
+        <w:tc>
+          <w:tcPr>
             <w:tcW w:type="dxa" w:w="2153"/>
           </w:tcPr>
           <w:p>
             <w:r/>
             <w:r>
+              <w:t>Service Problem Repository Management</w:t>
+            </w:r>
+          </w:p>
+        </w:tc>
+        <w:tc>
+          <w:tcPr>
+            <w:tcW w:type="dxa" w:w="2246"/>
+          </w:tcPr>
+          <w:p>
+            <w:r/>
+            <w:r>
               <w:t>Service Problem Tracking &amp; Management functions provides necessary functionality to assure that service problems are assigned, coordinated, and restored efficiently, escalating as needed.</w:t>
-            </w:r>
-          </w:p>
-        </w:tc>
-        <w:tc>
-          <w:tcPr>
-            <w:tcW w:type="dxa" w:w="1685"/>
-          </w:tcPr>
-          <w:p>
-            <w:r/>
-            <w:r>
-              <w:t>Service Problem Management</w:t>
-            </w:r>
-          </w:p>
-        </w:tc>
-        <w:tc>
-          <w:tcPr>
-            <w:tcW w:type="dxa" w:w="2246"/>
-          </w:tcPr>
-          <w:p>
-            <w:r/>
-            <w:r>
-              <w:t>Service Problem Repository Management</w:t>
             </w:r>
           </w:p>
         </w:tc>
@@ -928,34 +928,34 @@
         </w:tc>
         <w:tc>
           <w:tcPr>
+            <w:tcW w:type="dxa" w:w="1685"/>
+          </w:tcPr>
+          <w:p>
+            <w:r/>
+            <w:r>
+              <w:t>Resource Strategic Analysis</w:t>
+            </w:r>
+          </w:p>
+        </w:tc>
+        <w:tc>
+          <w:tcPr>
             <w:tcW w:type="dxa" w:w="2153"/>
           </w:tcPr>
           <w:p>
             <w:r/>
             <w:r>
+              <w:t>Resource Diagnostic and Test Quality Loop</w:t>
+            </w:r>
+          </w:p>
+        </w:tc>
+        <w:tc>
+          <w:tcPr>
+            <w:tcW w:type="dxa" w:w="2246"/>
+          </w:tcPr>
+          <w:p>
+            <w:r/>
+            <w:r>
               <w:t>Resource Diagnostic and Test Analysis Function includes: - Management of success/failure result feedback of diagnostic and correction provided by technicians or the systems after a correction - Offline analysis of the success/failure data compared to the diagnostic and correction rules to provide modifications to improve them. This analysis is done using statistical diagnostic data and test results to evaluate their relevance and the needed updates.</w:t>
-            </w:r>
-          </w:p>
-        </w:tc>
-        <w:tc>
-          <w:tcPr>
-            <w:tcW w:type="dxa" w:w="1685"/>
-          </w:tcPr>
-          <w:p>
-            <w:r/>
-            <w:r>
-              <w:t>Resource Strategic Analysis</w:t>
-            </w:r>
-          </w:p>
-        </w:tc>
-        <w:tc>
-          <w:tcPr>
-            <w:tcW w:type="dxa" w:w="2246"/>
-          </w:tcPr>
-          <w:p>
-            <w:r/>
-            <w:r>
-              <w:t>Resource Diagnostic and Test Quality Loop</w:t>
             </w:r>
           </w:p>
         </w:tc>
@@ -985,34 +985,34 @@
         </w:tc>
         <w:tc>
           <w:tcPr>
+            <w:tcW w:type="dxa" w:w="1685"/>
+          </w:tcPr>
+          <w:p>
+            <w:r/>
+            <w:r>
+              <w:t>Resource Trouble Management</w:t>
+            </w:r>
+          </w:p>
+        </w:tc>
+        <w:tc>
+          <w:tcPr>
             <w:tcW w:type="dxa" w:w="2153"/>
           </w:tcPr>
           <w:p>
             <w:r/>
             <w:r>
+              <w:t>Resource Trouble Analysis</w:t>
+            </w:r>
+          </w:p>
+        </w:tc>
+        <w:tc>
+          <w:tcPr>
+            <w:tcW w:type="dxa" w:w="2246"/>
+          </w:tcPr>
+          <w:p>
+            <w:r/>
+            <w:r>
               <w:t>Resource Trouble Cause Identification Function supports the trouble causes identification, that is to say the reasons why the installed resource is in trouble and among these reasons the root cause of the resource trouble. It implements Resource Problem Policy composed of diagnostic actions (Test, inventories and historic consultation, workforce intervention, etc.) The identification of the resource trouble cause can be made through: - Analysis of associated Service Trouble Ticket Information (first diagnostic) - Analysis of associated Resource Trouble Ticket Information (first diagnostic) - Analysis of Resource alarm events (fault of performance data) - Issuing resource tests, including one time tests or a series of tests over a period of time - Analysis of previous resource test results, resource usage historic, QoS historic, equipment logs, anomaly historic, etc.</w:t>
-            </w:r>
-          </w:p>
-        </w:tc>
-        <w:tc>
-          <w:tcPr>
-            <w:tcW w:type="dxa" w:w="1685"/>
-          </w:tcPr>
-          <w:p>
-            <w:r/>
-            <w:r>
-              <w:t>Resource Trouble Management</w:t>
-            </w:r>
-          </w:p>
-        </w:tc>
-        <w:tc>
-          <w:tcPr>
-            <w:tcW w:type="dxa" w:w="2246"/>
-          </w:tcPr>
-          <w:p>
-            <w:r/>
-            <w:r>
-              <w:t>Resource Trouble Analysis</w:t>
             </w:r>
           </w:p>
         </w:tc>
@@ -1042,34 +1042,34 @@
         </w:tc>
         <w:tc>
           <w:tcPr>
+            <w:tcW w:type="dxa" w:w="1685"/>
+          </w:tcPr>
+          <w:p>
+            <w:r/>
+            <w:r>
+              <w:t>Service Problem Management</w:t>
+            </w:r>
+          </w:p>
+        </w:tc>
+        <w:tc>
+          <w:tcPr>
             <w:tcW w:type="dxa" w:w="2153"/>
           </w:tcPr>
           <w:p>
             <w:r/>
             <w:r>
+              <w:t>Service Problem Resolution</w:t>
+            </w:r>
+          </w:p>
+        </w:tc>
+        <w:tc>
+          <w:tcPr>
+            <w:tcW w:type="dxa" w:w="2246"/>
+          </w:tcPr>
+          <w:p>
+            <w:r/>
+            <w:r>
               <w:t>Prioritization of currently open service problems, giving consideration to problem impact, service level agreement, etc. The function will send notifications to operations applications for manual or automatic mitigation or correction.</w:t>
-            </w:r>
-          </w:p>
-        </w:tc>
-        <w:tc>
-          <w:tcPr>
-            <w:tcW w:type="dxa" w:w="1685"/>
-          </w:tcPr>
-          <w:p>
-            <w:r/>
-            <w:r>
-              <w:t>Service Problem Management</w:t>
-            </w:r>
-          </w:p>
-        </w:tc>
-        <w:tc>
-          <w:tcPr>
-            <w:tcW w:type="dxa" w:w="2246"/>
-          </w:tcPr>
-          <w:p>
-            <w:r/>
-            <w:r>
-              <w:t>Service Problem Resolution</w:t>
             </w:r>
           </w:p>
         </w:tc>
@@ -1099,34 +1099,34 @@
         </w:tc>
         <w:tc>
           <w:tcPr>
+            <w:tcW w:type="dxa" w:w="1685"/>
+          </w:tcPr>
+          <w:p>
+            <w:r/>
+            <w:r>
+              <w:t>Service Problem Management</w:t>
+            </w:r>
+          </w:p>
+        </w:tc>
+        <w:tc>
+          <w:tcPr>
             <w:tcW w:type="dxa" w:w="2153"/>
           </w:tcPr>
           <w:p>
             <w:r/>
             <w:r>
+              <w:t>Service Problem Resolution</w:t>
+            </w:r>
+          </w:p>
+        </w:tc>
+        <w:tc>
+          <w:tcPr>
+            <w:tcW w:type="dxa" w:w="2246"/>
+          </w:tcPr>
+          <w:p>
+            <w:r/>
+            <w:r>
               <w:t>Service Problem Automatic Correction functions provide the necessary maintenance functionality to automatically resolve service problems back to a normal operational state or mitigation of the service problems. This involve automated restoration activities.</w:t>
-            </w:r>
-          </w:p>
-        </w:tc>
-        <w:tc>
-          <w:tcPr>
-            <w:tcW w:type="dxa" w:w="1685"/>
-          </w:tcPr>
-          <w:p>
-            <w:r/>
-            <w:r>
-              <w:t>Service Problem Management</w:t>
-            </w:r>
-          </w:p>
-        </w:tc>
-        <w:tc>
-          <w:tcPr>
-            <w:tcW w:type="dxa" w:w="2246"/>
-          </w:tcPr>
-          <w:p>
-            <w:r/>
-            <w:r>
-              <w:t>Service Problem Resolution</w:t>
             </w:r>
           </w:p>
         </w:tc>
@@ -1156,34 +1156,34 @@
         </w:tc>
         <w:tc>
           <w:tcPr>
+            <w:tcW w:type="dxa" w:w="1685"/>
+          </w:tcPr>
+          <w:p>
+            <w:r/>
+            <w:r>
+              <w:t>Service Problem Management</w:t>
+            </w:r>
+          </w:p>
+        </w:tc>
+        <w:tc>
+          <w:tcPr>
             <w:tcW w:type="dxa" w:w="2153"/>
           </w:tcPr>
           <w:p>
             <w:r/>
             <w:r>
+              <w:t>Service Problem Resolution</w:t>
+            </w:r>
+          </w:p>
+        </w:tc>
+        <w:tc>
+          <w:tcPr>
+            <w:tcW w:type="dxa" w:w="2246"/>
+          </w:tcPr>
+          <w:p>
+            <w:r/>
+            <w:r>
               <w:t>Service Assurance Control Calculation calculates corrective actions to prevent or restore performance and quality. The calculations are rule based and takes the service's dynamics into account to perform a closed loop control to hold the performance and quality at a decided level.</w:t>
-            </w:r>
-          </w:p>
-        </w:tc>
-        <w:tc>
-          <w:tcPr>
-            <w:tcW w:type="dxa" w:w="1685"/>
-          </w:tcPr>
-          <w:p>
-            <w:r/>
-            <w:r>
-              <w:t>Service Problem Management</w:t>
-            </w:r>
-          </w:p>
-        </w:tc>
-        <w:tc>
-          <w:tcPr>
-            <w:tcW w:type="dxa" w:w="2246"/>
-          </w:tcPr>
-          <w:p>
-            <w:r/>
-            <w:r>
-              <w:t>Service Problem Resolution</w:t>
             </w:r>
           </w:p>
         </w:tc>
@@ -1213,34 +1213,34 @@
         </w:tc>
         <w:tc>
           <w:tcPr>
+            <w:tcW w:type="dxa" w:w="1685"/>
+          </w:tcPr>
+          <w:p>
+            <w:r/>
+            <w:r>
+              <w:t>Service Problem Management</w:t>
+            </w:r>
+          </w:p>
+        </w:tc>
+        <w:tc>
+          <w:tcPr>
             <w:tcW w:type="dxa" w:w="2153"/>
           </w:tcPr>
           <w:p>
             <w:r/>
             <w:r>
+              <w:t>Service Problem Resolution</w:t>
+            </w:r>
+          </w:p>
+        </w:tc>
+        <w:tc>
+          <w:tcPr>
+            <w:tcW w:type="dxa" w:w="2246"/>
+          </w:tcPr>
+          <w:p>
+            <w:r/>
+            <w:r>
               <w:t>Service Assurance Trouble Mitigation have autonomic rules to minimize the lack of service by doing mitigation action e.g. restart or re-routing etc. to mitigate the negative impact for the customer from a service problem or fall-out.</w:t>
-            </w:r>
-          </w:p>
-        </w:tc>
-        <w:tc>
-          <w:tcPr>
-            <w:tcW w:type="dxa" w:w="1685"/>
-          </w:tcPr>
-          <w:p>
-            <w:r/>
-            <w:r>
-              <w:t>Service Problem Management</w:t>
-            </w:r>
-          </w:p>
-        </w:tc>
-        <w:tc>
-          <w:tcPr>
-            <w:tcW w:type="dxa" w:w="2246"/>
-          </w:tcPr>
-          <w:p>
-            <w:r/>
-            <w:r>
-              <w:t>Service Problem Resolution</w:t>
             </w:r>
           </w:p>
         </w:tc>
@@ -1270,34 +1270,34 @@
         </w:tc>
         <w:tc>
           <w:tcPr>
+            <w:tcW w:type="dxa" w:w="1685"/>
+          </w:tcPr>
+          <w:p>
+            <w:r/>
+            <w:r>
+              <w:t>Service Problem Management</w:t>
+            </w:r>
+          </w:p>
+        </w:tc>
+        <w:tc>
+          <w:tcPr>
             <w:tcW w:type="dxa" w:w="2153"/>
           </w:tcPr>
           <w:p>
             <w:r/>
             <w:r>
+              <w:t>Service Problem Resolution</w:t>
+            </w:r>
+          </w:p>
+        </w:tc>
+        <w:tc>
+          <w:tcPr>
+            <w:tcW w:type="dxa" w:w="2246"/>
+          </w:tcPr>
+          <w:p>
+            <w:r/>
+            <w:r>
               <w:t>Service Problem Manual Correction Support functions provide the functionality of dispatching of field technicians for manual restoration activities to resolve the service problem back to a normal operational state as efficiently as possible. This may involve reconfiguration, re-assignments, or temporary work-arounds</w:t>
-            </w:r>
-          </w:p>
-        </w:tc>
-        <w:tc>
-          <w:tcPr>
-            <w:tcW w:type="dxa" w:w="1685"/>
-          </w:tcPr>
-          <w:p>
-            <w:r/>
-            <w:r>
-              <w:t>Service Problem Management</w:t>
-            </w:r>
-          </w:p>
-        </w:tc>
-        <w:tc>
-          <w:tcPr>
-            <w:tcW w:type="dxa" w:w="2246"/>
-          </w:tcPr>
-          <w:p>
-            <w:r/>
-            <w:r>
-              <w:t>Service Problem Resolution</w:t>
             </w:r>
           </w:p>
         </w:tc>
@@ -1438,7 +1438,7 @@
         </w:tc>
         <w:tc>
           <w:tcPr>
-            <w:tcW w:type="dxa" w:w="2340"/>
+            <w:tcW w:type="dxa" w:w="1966"/>
           </w:tcPr>
           <w:p>
             <w:r/>
@@ -1452,7 +1452,7 @@
         </w:tc>
         <w:tc>
           <w:tcPr>
-            <w:tcW w:type="dxa" w:w="1778"/>
+            <w:tcW w:type="dxa" w:w="1591"/>
           </w:tcPr>
           <w:p>
             <w:r/>
@@ -1466,7 +1466,7 @@
         </w:tc>
         <w:tc>
           <w:tcPr>
-            <w:tcW w:type="dxa" w:w="1310"/>
+            <w:tcW w:type="dxa" w:w="1217"/>
           </w:tcPr>
           <w:p>
             <w:r/>
@@ -1480,7 +1480,7 @@
         </w:tc>
         <w:tc>
           <w:tcPr>
-            <w:tcW w:type="dxa" w:w="1591"/>
+            <w:tcW w:type="dxa" w:w="1404"/>
           </w:tcPr>
           <w:p>
             <w:r/>
@@ -1494,7 +1494,7 @@
         </w:tc>
         <w:tc>
           <w:tcPr>
-            <w:tcW w:type="dxa" w:w="1310"/>
+            <w:tcW w:type="dxa" w:w="2153"/>
           </w:tcPr>
           <w:p>
             <w:r/>
@@ -1521,7 +1521,7 @@
         </w:tc>
         <w:tc>
           <w:tcPr>
-            <w:tcW w:type="dxa" w:w="2340"/>
+            <w:tcW w:type="dxa" w:w="1966"/>
           </w:tcPr>
           <w:p>
             <w:r/>
@@ -1532,7 +1532,7 @@
         </w:tc>
         <w:tc>
           <w:tcPr>
-            <w:tcW w:type="dxa" w:w="1778"/>
+            <w:tcW w:type="dxa" w:w="1591"/>
           </w:tcPr>
           <w:p>
             <w:r/>
@@ -1543,7 +1543,7 @@
         </w:tc>
         <w:tc>
           <w:tcPr>
-            <w:tcW w:type="dxa" w:w="1310"/>
+            <w:tcW w:type="dxa" w:w="1217"/>
           </w:tcPr>
           <w:p>
             <w:r/>
@@ -1554,83 +1554,23 @@
         </w:tc>
         <w:tc>
           <w:tcPr>
-            <w:tcW w:type="dxa" w:w="1591"/>
+            <w:tcW w:type="dxa" w:w="1404"/>
           </w:tcPr>
           <w:p>
             <w:r/>
             <w:r>
               <w:t>ackAlarm</w:t>
             </w:r>
-            <w:r>
-              <w:br/>
-            </w:r>
-            <w:r>
-              <w:t>alarm</w:t>
-            </w:r>
-            <w:r>
-              <w:br/>
-            </w:r>
-            <w:r>
-              <w:t>clearAlarm</w:t>
-            </w:r>
-            <w:r>
-              <w:br/>
-            </w:r>
-            <w:r>
-              <w:t>groupAlarm</w:t>
-            </w:r>
-            <w:r>
-              <w:br/>
-            </w:r>
-            <w:r>
-              <w:t>unAckAlarm</w:t>
-            </w:r>
-            <w:r>
-              <w:br/>
-            </w:r>
-            <w:r>
-              <w:t>unGroupAlarm</w:t>
-            </w:r>
-            <w:r>
-              <w:br/>
-            </w:r>
-            <w:r>
-              <w:t>commentAlarm</w:t>
-            </w:r>
-          </w:p>
-        </w:tc>
-        <w:tc>
-          <w:tcPr>
-            <w:tcW w:type="dxa" w:w="1310"/>
-          </w:tcPr>
-          <w:p>
-            <w:r/>
-            <w:r>
-              <w:t>GET</w:t>
-            </w:r>
-            <w:r>
-              <w:br/>
-            </w:r>
-            <w:r>
-              <w:t>GET /id</w:t>
-            </w:r>
-            <w:r>
-              <w:br/>
-            </w:r>
-            <w:r>
-              <w:t>POST</w:t>
-            </w:r>
-            <w:r>
-              <w:br/>
-            </w:r>
-            <w:r>
-              <w:t>PATCH</w:t>
-            </w:r>
-            <w:r>
-              <w:br/>
-            </w:r>
-            <w:r>
-              <w:t>DELETE</w:t>
+          </w:p>
+        </w:tc>
+        <w:tc>
+          <w:tcPr>
+            <w:tcW w:type="dxa" w:w="2153"/>
+          </w:tcPr>
+          <w:p>
+            <w:r/>
+            <w:r>
+              <w:t>GET, GET /id, POST</w:t>
             </w:r>
           </w:p>
         </w:tc>
@@ -1649,7 +1589,7 @@
         </w:tc>
         <w:tc>
           <w:tcPr>
-            <w:tcW w:type="dxa" w:w="2340"/>
+            <w:tcW w:type="dxa" w:w="1966"/>
           </w:tcPr>
           <w:p>
             <w:r/>
@@ -1660,7 +1600,7 @@
         </w:tc>
         <w:tc>
           <w:tcPr>
-            <w:tcW w:type="dxa" w:w="1778"/>
+            <w:tcW w:type="dxa" w:w="1591"/>
           </w:tcPr>
           <w:p>
             <w:r/>
@@ -1671,94 +1611,34 @@
         </w:tc>
         <w:tc>
           <w:tcPr>
-            <w:tcW w:type="dxa" w:w="1310"/>
-          </w:tcPr>
-          <w:p>
-            <w:r/>
-            <w:r>
-              <w:t>4</w:t>
-            </w:r>
-          </w:p>
-        </w:tc>
-        <w:tc>
-          <w:tcPr>
-            <w:tcW w:type="dxa" w:w="1591"/>
+            <w:tcW w:type="dxa" w:w="1217"/>
+          </w:tcPr>
+          <w:p>
+            <w:r/>
+            <w:r>
+              <w:t>5</w:t>
+            </w:r>
+          </w:p>
+        </w:tc>
+        <w:tc>
+          <w:tcPr>
+            <w:tcW w:type="dxa" w:w="1404"/>
           </w:tcPr>
           <w:p>
             <w:r/>
             <w:r>
               <w:t>alarm</w:t>
             </w:r>
-            <w:r>
-              <w:br/>
-            </w:r>
-            <w:r>
-              <w:t>ackAlarm</w:t>
-            </w:r>
-            <w:r>
-              <w:br/>
-            </w:r>
-            <w:r>
-              <w:t>unAckAlarm</w:t>
-            </w:r>
-            <w:r>
-              <w:br/>
-            </w:r>
-            <w:r>
-              <w:t>clearAlarm</w:t>
-            </w:r>
-            <w:r>
-              <w:br/>
-            </w:r>
-            <w:r>
-              <w:t>commentAlarmlarm</w:t>
-            </w:r>
-            <w:r>
-              <w:br/>
-            </w:r>
-            <w:r>
-              <w:t>groupAlarm</w:t>
-            </w:r>
-            <w:r>
-              <w:br/>
-            </w:r>
-            <w:r>
-              <w:t>unGroupAlarm</w:t>
-            </w:r>
-          </w:p>
-        </w:tc>
-        <w:tc>
-          <w:tcPr>
-            <w:tcW w:type="dxa" w:w="1310"/>
-          </w:tcPr>
-          <w:p>
-            <w:r/>
-            <w:r>
-              <w:t>GET</w:t>
-            </w:r>
-            <w:r>
-              <w:br/>
-            </w:r>
-            <w:r>
-              <w:t>GET /id</w:t>
-            </w:r>
-            <w:r>
-              <w:br/>
-            </w:r>
-            <w:r>
-              <w:t>POST</w:t>
-            </w:r>
-            <w:r>
-              <w:br/>
-            </w:r>
-            <w:r>
-              <w:t>PATCH</w:t>
-            </w:r>
-            <w:r>
-              <w:br/>
-            </w:r>
-            <w:r>
-              <w:t>DELETE</w:t>
+          </w:p>
+        </w:tc>
+        <w:tc>
+          <w:tcPr>
+            <w:tcW w:type="dxa" w:w="2153"/>
+          </w:tcPr>
+          <w:p>
+            <w:r/>
+            <w:r>
+              <w:t>GET, GET /id, POST, PATCH, DELETE</w:t>
             </w:r>
           </w:p>
         </w:tc>
@@ -1771,35 +1651,35 @@
           <w:p>
             <w:r/>
             <w:r>
-              <w:t>TMF656</w:t>
-            </w:r>
-          </w:p>
-        </w:tc>
-        <w:tc>
-          <w:tcPr>
-            <w:tcW w:type="dxa" w:w="2340"/>
-          </w:tcPr>
-          <w:p>
-            <w:r/>
-            <w:r>
-              <w:t>Service Problem Management API</w:t>
-            </w:r>
-          </w:p>
-        </w:tc>
-        <w:tc>
-          <w:tcPr>
-            <w:tcW w:type="dxa" w:w="1778"/>
-          </w:tcPr>
-          <w:p>
-            <w:r/>
-            <w:r>
-              <w:t>Optional</w:t>
-            </w:r>
-          </w:p>
-        </w:tc>
-        <w:tc>
-          <w:tcPr>
-            <w:tcW w:type="dxa" w:w="1310"/>
+              <w:t>TMF642</w:t>
+            </w:r>
+          </w:p>
+        </w:tc>
+        <w:tc>
+          <w:tcPr>
+            <w:tcW w:type="dxa" w:w="1966"/>
+          </w:tcPr>
+          <w:p>
+            <w:r/>
+            <w:r>
+              <w:t>Alarm Management API</w:t>
+            </w:r>
+          </w:p>
+        </w:tc>
+        <w:tc>
+          <w:tcPr>
+            <w:tcW w:type="dxa" w:w="1591"/>
+          </w:tcPr>
+          <w:p>
+            <w:r/>
+            <w:r>
+              <w:t>Mandatory</w:t>
+            </w:r>
+          </w:p>
+        </w:tc>
+        <w:tc>
+          <w:tcPr>
+            <w:tcW w:type="dxa" w:w="1217"/>
           </w:tcPr>
           <w:p>
             <w:r/>
@@ -1810,53 +1690,23 @@
         </w:tc>
         <w:tc>
           <w:tcPr>
-            <w:tcW w:type="dxa" w:w="1591"/>
-          </w:tcPr>
-          <w:p>
-            <w:r/>
-            <w:r>
-              <w:t>problemGroup</w:t>
-            </w:r>
-            <w:r>
-              <w:br/>
-            </w:r>
-            <w:r>
-              <w:t>problemUngroup</w:t>
-            </w:r>
-            <w:r>
-              <w:br/>
-            </w:r>
-            <w:r>
-              <w:t>serviceProblem</w:t>
-            </w:r>
-          </w:p>
-        </w:tc>
-        <w:tc>
-          <w:tcPr>
-            <w:tcW w:type="dxa" w:w="1310"/>
-          </w:tcPr>
-          <w:p>
-            <w:r/>
-            <w:r>
-              <w:t>POST</w:t>
-            </w:r>
-            <w:r>
-              <w:br/>
-            </w:r>
-            <w:r>
-              <w:t>GET</w:t>
-            </w:r>
-            <w:r>
-              <w:br/>
-            </w:r>
-            <w:r>
-              <w:t>GET /id</w:t>
-            </w:r>
-            <w:r>
-              <w:br/>
-            </w:r>
-            <w:r>
-              <w:t>DELETE</w:t>
+            <w:tcW w:type="dxa" w:w="1404"/>
+          </w:tcPr>
+          <w:p>
+            <w:r/>
+            <w:r>
+              <w:t>clearAlarm</w:t>
+            </w:r>
+          </w:p>
+        </w:tc>
+        <w:tc>
+          <w:tcPr>
+            <w:tcW w:type="dxa" w:w="2153"/>
+          </w:tcPr>
+          <w:p>
+            <w:r/>
+            <w:r>
+              <w:t>GET, GET /id, POST</w:t>
             </w:r>
           </w:p>
         </w:tc>
@@ -1869,40 +1719,18 @@
           <w:p>
             <w:r/>
             <w:r>
-              <w:t>TMF656</w:t>
-            </w:r>
-          </w:p>
-        </w:tc>
-        <w:tc>
-          <w:tcPr>
-            <w:tcW w:type="dxa" w:w="2340"/>
-          </w:tcPr>
-          <w:p>
-            <w:r/>
-            <w:r>
-              <w:t>Service Problem Management API</w:t>
-            </w:r>
-          </w:p>
-        </w:tc>
-        <w:tc>
-          <w:tcPr>
-            <w:tcW w:type="dxa" w:w="1778"/>
-          </w:tcPr>
-          <w:p>
-            <w:r/>
-            <w:r>
-              <w:t>Optional</w:t>
-            </w:r>
-          </w:p>
-        </w:tc>
-        <w:tc>
-          <w:tcPr>
-            <w:tcW w:type="dxa" w:w="1310"/>
-          </w:tcPr>
-          <w:p>
-            <w:r/>
-            <w:r>
-              <w:t>4</w:t>
+              <w:t>TMF642</w:t>
+            </w:r>
+          </w:p>
+        </w:tc>
+        <w:tc>
+          <w:tcPr>
+            <w:tcW w:type="dxa" w:w="1966"/>
+          </w:tcPr>
+          <w:p>
+            <w:r/>
+            <w:r>
+              <w:t>Alarm Management API</w:t>
             </w:r>
           </w:p>
         </w:tc>
@@ -1913,48 +1741,40 @@
           <w:p>
             <w:r/>
             <w:r>
-              <w:t>serviceProblem</w:t>
-            </w:r>
-            <w:r>
-              <w:br/>
-            </w:r>
-            <w:r>
-              <w:t>problemGroup</w:t>
-            </w:r>
-            <w:r>
-              <w:br/>
-            </w:r>
-            <w:r>
-              <w:t>problemUnGroup</w:t>
-            </w:r>
-          </w:p>
-        </w:tc>
-        <w:tc>
-          <w:tcPr>
-            <w:tcW w:type="dxa" w:w="1310"/>
-          </w:tcPr>
-          <w:p>
-            <w:r/>
-            <w:r>
-              <w:t>GET</w:t>
-            </w:r>
-            <w:r>
-              <w:br/>
-            </w:r>
-            <w:r>
-              <w:t>GET /id</w:t>
-            </w:r>
-            <w:r>
-              <w:br/>
-            </w:r>
-            <w:r>
-              <w:t>POST</w:t>
-            </w:r>
-            <w:r>
-              <w:br/>
-            </w:r>
-            <w:r>
-              <w:t>DELETE</w:t>
+              <w:t>Mandatory</w:t>
+            </w:r>
+          </w:p>
+        </w:tc>
+        <w:tc>
+          <w:tcPr>
+            <w:tcW w:type="dxa" w:w="1217"/>
+          </w:tcPr>
+          <w:p>
+            <w:r/>
+            <w:r>
+              <w:t>5</w:t>
+            </w:r>
+          </w:p>
+        </w:tc>
+        <w:tc>
+          <w:tcPr>
+            <w:tcW w:type="dxa" w:w="1404"/>
+          </w:tcPr>
+          <w:p>
+            <w:r/>
+            <w:r>
+              <w:t>groupAlarm</w:t>
+            </w:r>
+          </w:p>
+        </w:tc>
+        <w:tc>
+          <w:tcPr>
+            <w:tcW w:type="dxa" w:w="2153"/>
+          </w:tcPr>
+          <w:p>
+            <w:r/>
+            <w:r>
+              <w:t>GET, GET /id, POST</w:t>
             </w:r>
           </w:p>
         </w:tc>
@@ -1967,13 +1787,1101 @@
           <w:p>
             <w:r/>
             <w:r>
+              <w:t>TMF642</w:t>
+            </w:r>
+          </w:p>
+        </w:tc>
+        <w:tc>
+          <w:tcPr>
+            <w:tcW w:type="dxa" w:w="1966"/>
+          </w:tcPr>
+          <w:p>
+            <w:r/>
+            <w:r>
+              <w:t>Alarm Management API</w:t>
+            </w:r>
+          </w:p>
+        </w:tc>
+        <w:tc>
+          <w:tcPr>
+            <w:tcW w:type="dxa" w:w="1591"/>
+          </w:tcPr>
+          <w:p>
+            <w:r/>
+            <w:r>
+              <w:t>Mandatory</w:t>
+            </w:r>
+          </w:p>
+        </w:tc>
+        <w:tc>
+          <w:tcPr>
+            <w:tcW w:type="dxa" w:w="1217"/>
+          </w:tcPr>
+          <w:p>
+            <w:r/>
+            <w:r>
+              <w:t>5</w:t>
+            </w:r>
+          </w:p>
+        </w:tc>
+        <w:tc>
+          <w:tcPr>
+            <w:tcW w:type="dxa" w:w="1404"/>
+          </w:tcPr>
+          <w:p>
+            <w:r/>
+            <w:r>
+              <w:t>unAckAlarm</w:t>
+            </w:r>
+          </w:p>
+        </w:tc>
+        <w:tc>
+          <w:tcPr>
+            <w:tcW w:type="dxa" w:w="2153"/>
+          </w:tcPr>
+          <w:p>
+            <w:r/>
+            <w:r>
+              <w:t>GET, GET /id, POST</w:t>
+            </w:r>
+          </w:p>
+        </w:tc>
+      </w:tr>
+      <w:tr>
+        <w:tc>
+          <w:tcPr>
+            <w:tcW w:type="dxa" w:w="1030"/>
+          </w:tcPr>
+          <w:p>
+            <w:r/>
+            <w:r>
+              <w:t>TMF642</w:t>
+            </w:r>
+          </w:p>
+        </w:tc>
+        <w:tc>
+          <w:tcPr>
+            <w:tcW w:type="dxa" w:w="1966"/>
+          </w:tcPr>
+          <w:p>
+            <w:r/>
+            <w:r>
+              <w:t>Alarm Management API</w:t>
+            </w:r>
+          </w:p>
+        </w:tc>
+        <w:tc>
+          <w:tcPr>
+            <w:tcW w:type="dxa" w:w="1591"/>
+          </w:tcPr>
+          <w:p>
+            <w:r/>
+            <w:r>
+              <w:t>Mandatory</w:t>
+            </w:r>
+          </w:p>
+        </w:tc>
+        <w:tc>
+          <w:tcPr>
+            <w:tcW w:type="dxa" w:w="1217"/>
+          </w:tcPr>
+          <w:p>
+            <w:r/>
+            <w:r>
+              <w:t>5</w:t>
+            </w:r>
+          </w:p>
+        </w:tc>
+        <w:tc>
+          <w:tcPr>
+            <w:tcW w:type="dxa" w:w="1404"/>
+          </w:tcPr>
+          <w:p>
+            <w:r/>
+            <w:r>
+              <w:t>unGroupAlarm</w:t>
+            </w:r>
+          </w:p>
+        </w:tc>
+        <w:tc>
+          <w:tcPr>
+            <w:tcW w:type="dxa" w:w="2153"/>
+          </w:tcPr>
+          <w:p>
+            <w:r/>
+            <w:r>
+              <w:t>GET, GET /id, POST</w:t>
+            </w:r>
+          </w:p>
+        </w:tc>
+      </w:tr>
+      <w:tr>
+        <w:tc>
+          <w:tcPr>
+            <w:tcW w:type="dxa" w:w="1030"/>
+          </w:tcPr>
+          <w:p>
+            <w:r/>
+            <w:r>
+              <w:t>TMF642</w:t>
+            </w:r>
+          </w:p>
+        </w:tc>
+        <w:tc>
+          <w:tcPr>
+            <w:tcW w:type="dxa" w:w="1966"/>
+          </w:tcPr>
+          <w:p>
+            <w:r/>
+            <w:r>
+              <w:t>Alarm Management API</w:t>
+            </w:r>
+          </w:p>
+        </w:tc>
+        <w:tc>
+          <w:tcPr>
+            <w:tcW w:type="dxa" w:w="1591"/>
+          </w:tcPr>
+          <w:p>
+            <w:r/>
+            <w:r>
+              <w:t>Mandatory</w:t>
+            </w:r>
+          </w:p>
+        </w:tc>
+        <w:tc>
+          <w:tcPr>
+            <w:tcW w:type="dxa" w:w="1217"/>
+          </w:tcPr>
+          <w:p>
+            <w:r/>
+            <w:r>
+              <w:t>5</w:t>
+            </w:r>
+          </w:p>
+        </w:tc>
+        <w:tc>
+          <w:tcPr>
+            <w:tcW w:type="dxa" w:w="1404"/>
+          </w:tcPr>
+          <w:p>
+            <w:r/>
+            <w:r>
+              <w:t>commentAlarm</w:t>
+            </w:r>
+          </w:p>
+        </w:tc>
+        <w:tc>
+          <w:tcPr>
+            <w:tcW w:type="dxa" w:w="2153"/>
+          </w:tcPr>
+          <w:p>
+            <w:r/>
+            <w:r>
+              <w:t>GET, GET /id, POST</w:t>
+            </w:r>
+          </w:p>
+        </w:tc>
+      </w:tr>
+      <w:tr>
+        <w:tc>
+          <w:tcPr>
+            <w:tcW w:type="dxa" w:w="1030"/>
+          </w:tcPr>
+          <w:p>
+            <w:r/>
+            <w:r>
+              <w:t>TMF642</w:t>
+            </w:r>
+          </w:p>
+        </w:tc>
+        <w:tc>
+          <w:tcPr>
+            <w:tcW w:type="dxa" w:w="1966"/>
+          </w:tcPr>
+          <w:p>
+            <w:r/>
+            <w:r>
+              <w:t>Alarm Management API</w:t>
+            </w:r>
+          </w:p>
+        </w:tc>
+        <w:tc>
+          <w:tcPr>
+            <w:tcW w:type="dxa" w:w="1591"/>
+          </w:tcPr>
+          <w:p>
+            <w:r/>
+            <w:r>
+              <w:t>Mandatory</w:t>
+            </w:r>
+          </w:p>
+        </w:tc>
+        <w:tc>
+          <w:tcPr>
+            <w:tcW w:type="dxa" w:w="1217"/>
+          </w:tcPr>
+          <w:p>
+            <w:r/>
+            <w:r>
+              <w:t>4</w:t>
+            </w:r>
+          </w:p>
+        </w:tc>
+        <w:tc>
+          <w:tcPr>
+            <w:tcW w:type="dxa" w:w="1404"/>
+          </w:tcPr>
+          <w:p>
+            <w:r/>
+            <w:r>
+              <w:t>alarm</w:t>
+            </w:r>
+          </w:p>
+        </w:tc>
+        <w:tc>
+          <w:tcPr>
+            <w:tcW w:type="dxa" w:w="2153"/>
+          </w:tcPr>
+          <w:p>
+            <w:r/>
+            <w:r>
+              <w:t>GET, GET /id, POST, PATCH, DELETE</w:t>
+            </w:r>
+          </w:p>
+        </w:tc>
+      </w:tr>
+      <w:tr>
+        <w:tc>
+          <w:tcPr>
+            <w:tcW w:type="dxa" w:w="1030"/>
+          </w:tcPr>
+          <w:p>
+            <w:r/>
+            <w:r>
+              <w:t>TMF642</w:t>
+            </w:r>
+          </w:p>
+        </w:tc>
+        <w:tc>
+          <w:tcPr>
+            <w:tcW w:type="dxa" w:w="1966"/>
+          </w:tcPr>
+          <w:p>
+            <w:r/>
+            <w:r>
+              <w:t>Alarm Management API</w:t>
+            </w:r>
+          </w:p>
+        </w:tc>
+        <w:tc>
+          <w:tcPr>
+            <w:tcW w:type="dxa" w:w="1591"/>
+          </w:tcPr>
+          <w:p>
+            <w:r/>
+            <w:r>
+              <w:t>Mandatory</w:t>
+            </w:r>
+          </w:p>
+        </w:tc>
+        <w:tc>
+          <w:tcPr>
+            <w:tcW w:type="dxa" w:w="1217"/>
+          </w:tcPr>
+          <w:p>
+            <w:r/>
+            <w:r>
+              <w:t>4</w:t>
+            </w:r>
+          </w:p>
+        </w:tc>
+        <w:tc>
+          <w:tcPr>
+            <w:tcW w:type="dxa" w:w="1404"/>
+          </w:tcPr>
+          <w:p>
+            <w:r/>
+            <w:r>
+              <w:t>ackAlarm</w:t>
+            </w:r>
+          </w:p>
+        </w:tc>
+        <w:tc>
+          <w:tcPr>
+            <w:tcW w:type="dxa" w:w="2153"/>
+          </w:tcPr>
+          <w:p>
+            <w:r/>
+            <w:r>
+              <w:t>GET, GET /id, POST</w:t>
+            </w:r>
+          </w:p>
+        </w:tc>
+      </w:tr>
+      <w:tr>
+        <w:tc>
+          <w:tcPr>
+            <w:tcW w:type="dxa" w:w="1030"/>
+          </w:tcPr>
+          <w:p>
+            <w:r/>
+            <w:r>
+              <w:t>TMF642</w:t>
+            </w:r>
+          </w:p>
+        </w:tc>
+        <w:tc>
+          <w:tcPr>
+            <w:tcW w:type="dxa" w:w="1966"/>
+          </w:tcPr>
+          <w:p>
+            <w:r/>
+            <w:r>
+              <w:t>Alarm Management API</w:t>
+            </w:r>
+          </w:p>
+        </w:tc>
+        <w:tc>
+          <w:tcPr>
+            <w:tcW w:type="dxa" w:w="1591"/>
+          </w:tcPr>
+          <w:p>
+            <w:r/>
+            <w:r>
+              <w:t>Mandatory</w:t>
+            </w:r>
+          </w:p>
+        </w:tc>
+        <w:tc>
+          <w:tcPr>
+            <w:tcW w:type="dxa" w:w="1217"/>
+          </w:tcPr>
+          <w:p>
+            <w:r/>
+            <w:r>
+              <w:t>4</w:t>
+            </w:r>
+          </w:p>
+        </w:tc>
+        <w:tc>
+          <w:tcPr>
+            <w:tcW w:type="dxa" w:w="1404"/>
+          </w:tcPr>
+          <w:p>
+            <w:r/>
+            <w:r>
+              <w:t>unAckAlarm</w:t>
+            </w:r>
+          </w:p>
+        </w:tc>
+        <w:tc>
+          <w:tcPr>
+            <w:tcW w:type="dxa" w:w="2153"/>
+          </w:tcPr>
+          <w:p>
+            <w:r/>
+            <w:r>
+              <w:t>GET, GET /id, POST</w:t>
+            </w:r>
+          </w:p>
+        </w:tc>
+      </w:tr>
+      <w:tr>
+        <w:tc>
+          <w:tcPr>
+            <w:tcW w:type="dxa" w:w="1030"/>
+          </w:tcPr>
+          <w:p>
+            <w:r/>
+            <w:r>
+              <w:t>TMF642</w:t>
+            </w:r>
+          </w:p>
+        </w:tc>
+        <w:tc>
+          <w:tcPr>
+            <w:tcW w:type="dxa" w:w="1966"/>
+          </w:tcPr>
+          <w:p>
+            <w:r/>
+            <w:r>
+              <w:t>Alarm Management API</w:t>
+            </w:r>
+          </w:p>
+        </w:tc>
+        <w:tc>
+          <w:tcPr>
+            <w:tcW w:type="dxa" w:w="1591"/>
+          </w:tcPr>
+          <w:p>
+            <w:r/>
+            <w:r>
+              <w:t>Mandatory</w:t>
+            </w:r>
+          </w:p>
+        </w:tc>
+        <w:tc>
+          <w:tcPr>
+            <w:tcW w:type="dxa" w:w="1217"/>
+          </w:tcPr>
+          <w:p>
+            <w:r/>
+            <w:r>
+              <w:t>4</w:t>
+            </w:r>
+          </w:p>
+        </w:tc>
+        <w:tc>
+          <w:tcPr>
+            <w:tcW w:type="dxa" w:w="1404"/>
+          </w:tcPr>
+          <w:p>
+            <w:r/>
+            <w:r>
+              <w:t>clearAlarm</w:t>
+            </w:r>
+          </w:p>
+        </w:tc>
+        <w:tc>
+          <w:tcPr>
+            <w:tcW w:type="dxa" w:w="2153"/>
+          </w:tcPr>
+          <w:p>
+            <w:r/>
+            <w:r>
+              <w:t>GET, GET /id, POST</w:t>
+            </w:r>
+          </w:p>
+        </w:tc>
+      </w:tr>
+      <w:tr>
+        <w:tc>
+          <w:tcPr>
+            <w:tcW w:type="dxa" w:w="1030"/>
+          </w:tcPr>
+          <w:p>
+            <w:r/>
+            <w:r>
+              <w:t>TMF642</w:t>
+            </w:r>
+          </w:p>
+        </w:tc>
+        <w:tc>
+          <w:tcPr>
+            <w:tcW w:type="dxa" w:w="1966"/>
+          </w:tcPr>
+          <w:p>
+            <w:r/>
+            <w:r>
+              <w:t>Alarm Management API</w:t>
+            </w:r>
+          </w:p>
+        </w:tc>
+        <w:tc>
+          <w:tcPr>
+            <w:tcW w:type="dxa" w:w="1591"/>
+          </w:tcPr>
+          <w:p>
+            <w:r/>
+            <w:r>
+              <w:t>Mandatory</w:t>
+            </w:r>
+          </w:p>
+        </w:tc>
+        <w:tc>
+          <w:tcPr>
+            <w:tcW w:type="dxa" w:w="1217"/>
+          </w:tcPr>
+          <w:p>
+            <w:r/>
+            <w:r>
+              <w:t>4</w:t>
+            </w:r>
+          </w:p>
+        </w:tc>
+        <w:tc>
+          <w:tcPr>
+            <w:tcW w:type="dxa" w:w="1404"/>
+          </w:tcPr>
+          <w:p>
+            <w:r/>
+            <w:r>
+              <w:t>commentAlarmlarm</w:t>
+            </w:r>
+          </w:p>
+        </w:tc>
+        <w:tc>
+          <w:tcPr>
+            <w:tcW w:type="dxa" w:w="2153"/>
+          </w:tcPr>
+          <w:p>
+            <w:r/>
+            <w:r>
+              <w:t>GET, GET /id, POST</w:t>
+            </w:r>
+          </w:p>
+        </w:tc>
+      </w:tr>
+      <w:tr>
+        <w:tc>
+          <w:tcPr>
+            <w:tcW w:type="dxa" w:w="1030"/>
+          </w:tcPr>
+          <w:p>
+            <w:r/>
+            <w:r>
+              <w:t>TMF642</w:t>
+            </w:r>
+          </w:p>
+        </w:tc>
+        <w:tc>
+          <w:tcPr>
+            <w:tcW w:type="dxa" w:w="1966"/>
+          </w:tcPr>
+          <w:p>
+            <w:r/>
+            <w:r>
+              <w:t>Alarm Management API</w:t>
+            </w:r>
+          </w:p>
+        </w:tc>
+        <w:tc>
+          <w:tcPr>
+            <w:tcW w:type="dxa" w:w="1591"/>
+          </w:tcPr>
+          <w:p>
+            <w:r/>
+            <w:r>
+              <w:t>Mandatory</w:t>
+            </w:r>
+          </w:p>
+        </w:tc>
+        <w:tc>
+          <w:tcPr>
+            <w:tcW w:type="dxa" w:w="1217"/>
+          </w:tcPr>
+          <w:p>
+            <w:r/>
+            <w:r>
+              <w:t>4</w:t>
+            </w:r>
+          </w:p>
+        </w:tc>
+        <w:tc>
+          <w:tcPr>
+            <w:tcW w:type="dxa" w:w="1404"/>
+          </w:tcPr>
+          <w:p>
+            <w:r/>
+            <w:r>
+              <w:t>groupAlarm</w:t>
+            </w:r>
+          </w:p>
+        </w:tc>
+        <w:tc>
+          <w:tcPr>
+            <w:tcW w:type="dxa" w:w="2153"/>
+          </w:tcPr>
+          <w:p>
+            <w:r/>
+            <w:r>
+              <w:t>GET, GET /id, POST</w:t>
+            </w:r>
+          </w:p>
+        </w:tc>
+      </w:tr>
+      <w:tr>
+        <w:tc>
+          <w:tcPr>
+            <w:tcW w:type="dxa" w:w="1030"/>
+          </w:tcPr>
+          <w:p>
+            <w:r/>
+            <w:r>
+              <w:t>TMF642</w:t>
+            </w:r>
+          </w:p>
+        </w:tc>
+        <w:tc>
+          <w:tcPr>
+            <w:tcW w:type="dxa" w:w="1966"/>
+          </w:tcPr>
+          <w:p>
+            <w:r/>
+            <w:r>
+              <w:t>Alarm Management API</w:t>
+            </w:r>
+          </w:p>
+        </w:tc>
+        <w:tc>
+          <w:tcPr>
+            <w:tcW w:type="dxa" w:w="1591"/>
+          </w:tcPr>
+          <w:p>
+            <w:r/>
+            <w:r>
+              <w:t>Mandatory</w:t>
+            </w:r>
+          </w:p>
+        </w:tc>
+        <w:tc>
+          <w:tcPr>
+            <w:tcW w:type="dxa" w:w="1217"/>
+          </w:tcPr>
+          <w:p>
+            <w:r/>
+            <w:r>
+              <w:t>4</w:t>
+            </w:r>
+          </w:p>
+        </w:tc>
+        <w:tc>
+          <w:tcPr>
+            <w:tcW w:type="dxa" w:w="1404"/>
+          </w:tcPr>
+          <w:p>
+            <w:r/>
+            <w:r>
+              <w:t>unGroupAlarm</w:t>
+            </w:r>
+          </w:p>
+        </w:tc>
+        <w:tc>
+          <w:tcPr>
+            <w:tcW w:type="dxa" w:w="2153"/>
+          </w:tcPr>
+          <w:p>
+            <w:r/>
+            <w:r>
+              <w:t>GET, GET /id, POST</w:t>
+            </w:r>
+          </w:p>
+        </w:tc>
+      </w:tr>
+      <w:tr>
+        <w:tc>
+          <w:tcPr>
+            <w:tcW w:type="dxa" w:w="1030"/>
+          </w:tcPr>
+          <w:p>
+            <w:r/>
+            <w:r>
+              <w:t>TMF656</w:t>
+            </w:r>
+          </w:p>
+        </w:tc>
+        <w:tc>
+          <w:tcPr>
+            <w:tcW w:type="dxa" w:w="1966"/>
+          </w:tcPr>
+          <w:p>
+            <w:r/>
+            <w:r>
+              <w:t>Service Problem Management API</w:t>
+            </w:r>
+          </w:p>
+        </w:tc>
+        <w:tc>
+          <w:tcPr>
+            <w:tcW w:type="dxa" w:w="1591"/>
+          </w:tcPr>
+          <w:p>
+            <w:r/>
+            <w:r>
+              <w:t>Optional</w:t>
+            </w:r>
+          </w:p>
+        </w:tc>
+        <w:tc>
+          <w:tcPr>
+            <w:tcW w:type="dxa" w:w="1217"/>
+          </w:tcPr>
+          <w:p>
+            <w:r/>
+            <w:r>
+              <w:t>5</w:t>
+            </w:r>
+          </w:p>
+        </w:tc>
+        <w:tc>
+          <w:tcPr>
+            <w:tcW w:type="dxa" w:w="1404"/>
+          </w:tcPr>
+          <w:p>
+            <w:r/>
+            <w:r>
+              <w:t>problemGroup</w:t>
+            </w:r>
+          </w:p>
+        </w:tc>
+        <w:tc>
+          <w:tcPr>
+            <w:tcW w:type="dxa" w:w="2153"/>
+          </w:tcPr>
+          <w:p>
+            <w:r/>
+            <w:r>
+              <w:t>POST</w:t>
+            </w:r>
+          </w:p>
+        </w:tc>
+      </w:tr>
+      <w:tr>
+        <w:tc>
+          <w:tcPr>
+            <w:tcW w:type="dxa" w:w="1030"/>
+          </w:tcPr>
+          <w:p>
+            <w:r/>
+            <w:r>
+              <w:t>TMF656</w:t>
+            </w:r>
+          </w:p>
+        </w:tc>
+        <w:tc>
+          <w:tcPr>
+            <w:tcW w:type="dxa" w:w="1966"/>
+          </w:tcPr>
+          <w:p>
+            <w:r/>
+            <w:r>
+              <w:t>Service Problem Management API</w:t>
+            </w:r>
+          </w:p>
+        </w:tc>
+        <w:tc>
+          <w:tcPr>
+            <w:tcW w:type="dxa" w:w="1591"/>
+          </w:tcPr>
+          <w:p>
+            <w:r/>
+            <w:r>
+              <w:t>Optional</w:t>
+            </w:r>
+          </w:p>
+        </w:tc>
+        <w:tc>
+          <w:tcPr>
+            <w:tcW w:type="dxa" w:w="1217"/>
+          </w:tcPr>
+          <w:p>
+            <w:r/>
+            <w:r>
+              <w:t>5</w:t>
+            </w:r>
+          </w:p>
+        </w:tc>
+        <w:tc>
+          <w:tcPr>
+            <w:tcW w:type="dxa" w:w="1404"/>
+          </w:tcPr>
+          <w:p>
+            <w:r/>
+            <w:r>
+              <w:t>problemUngroup</w:t>
+            </w:r>
+          </w:p>
+        </w:tc>
+        <w:tc>
+          <w:tcPr>
+            <w:tcW w:type="dxa" w:w="2153"/>
+          </w:tcPr>
+          <w:p>
+            <w:r/>
+            <w:r>
+              <w:t>POST</w:t>
+            </w:r>
+          </w:p>
+        </w:tc>
+      </w:tr>
+      <w:tr>
+        <w:tc>
+          <w:tcPr>
+            <w:tcW w:type="dxa" w:w="1030"/>
+          </w:tcPr>
+          <w:p>
+            <w:r/>
+            <w:r>
+              <w:t>TMF656</w:t>
+            </w:r>
+          </w:p>
+        </w:tc>
+        <w:tc>
+          <w:tcPr>
+            <w:tcW w:type="dxa" w:w="1966"/>
+          </w:tcPr>
+          <w:p>
+            <w:r/>
+            <w:r>
+              <w:t>Service Problem Management API</w:t>
+            </w:r>
+          </w:p>
+        </w:tc>
+        <w:tc>
+          <w:tcPr>
+            <w:tcW w:type="dxa" w:w="1591"/>
+          </w:tcPr>
+          <w:p>
+            <w:r/>
+            <w:r>
+              <w:t>Optional</w:t>
+            </w:r>
+          </w:p>
+        </w:tc>
+        <w:tc>
+          <w:tcPr>
+            <w:tcW w:type="dxa" w:w="1217"/>
+          </w:tcPr>
+          <w:p>
+            <w:r/>
+            <w:r>
+              <w:t>5</w:t>
+            </w:r>
+          </w:p>
+        </w:tc>
+        <w:tc>
+          <w:tcPr>
+            <w:tcW w:type="dxa" w:w="1404"/>
+          </w:tcPr>
+          <w:p>
+            <w:r/>
+            <w:r>
+              <w:t>serviceProblem</w:t>
+            </w:r>
+          </w:p>
+        </w:tc>
+        <w:tc>
+          <w:tcPr>
+            <w:tcW w:type="dxa" w:w="2153"/>
+          </w:tcPr>
+          <w:p>
+            <w:r/>
+            <w:r>
+              <w:t>GET, GET /id, POST, DELETE</w:t>
+            </w:r>
+          </w:p>
+        </w:tc>
+      </w:tr>
+      <w:tr>
+        <w:tc>
+          <w:tcPr>
+            <w:tcW w:type="dxa" w:w="1030"/>
+          </w:tcPr>
+          <w:p>
+            <w:r/>
+            <w:r>
+              <w:t>TMF656</w:t>
+            </w:r>
+          </w:p>
+        </w:tc>
+        <w:tc>
+          <w:tcPr>
+            <w:tcW w:type="dxa" w:w="1966"/>
+          </w:tcPr>
+          <w:p>
+            <w:r/>
+            <w:r>
+              <w:t>Service Problem Management API</w:t>
+            </w:r>
+          </w:p>
+        </w:tc>
+        <w:tc>
+          <w:tcPr>
+            <w:tcW w:type="dxa" w:w="1591"/>
+          </w:tcPr>
+          <w:p>
+            <w:r/>
+            <w:r>
+              <w:t>Optional</w:t>
+            </w:r>
+          </w:p>
+        </w:tc>
+        <w:tc>
+          <w:tcPr>
+            <w:tcW w:type="dxa" w:w="1217"/>
+          </w:tcPr>
+          <w:p>
+            <w:r/>
+            <w:r>
+              <w:t>4</w:t>
+            </w:r>
+          </w:p>
+        </w:tc>
+        <w:tc>
+          <w:tcPr>
+            <w:tcW w:type="dxa" w:w="1404"/>
+          </w:tcPr>
+          <w:p>
+            <w:r/>
+            <w:r>
+              <w:t>serviceProblem</w:t>
+            </w:r>
+          </w:p>
+        </w:tc>
+        <w:tc>
+          <w:tcPr>
+            <w:tcW w:type="dxa" w:w="2153"/>
+          </w:tcPr>
+          <w:p>
+            <w:r/>
+            <w:r>
+              <w:t>GET, GET /id, POST, DELETE</w:t>
+            </w:r>
+          </w:p>
+        </w:tc>
+      </w:tr>
+      <w:tr>
+        <w:tc>
+          <w:tcPr>
+            <w:tcW w:type="dxa" w:w="1030"/>
+          </w:tcPr>
+          <w:p>
+            <w:r/>
+            <w:r>
+              <w:t>TMF656</w:t>
+            </w:r>
+          </w:p>
+        </w:tc>
+        <w:tc>
+          <w:tcPr>
+            <w:tcW w:type="dxa" w:w="1966"/>
+          </w:tcPr>
+          <w:p>
+            <w:r/>
+            <w:r>
+              <w:t>Service Problem Management API</w:t>
+            </w:r>
+          </w:p>
+        </w:tc>
+        <w:tc>
+          <w:tcPr>
+            <w:tcW w:type="dxa" w:w="1591"/>
+          </w:tcPr>
+          <w:p>
+            <w:r/>
+            <w:r>
+              <w:t>Optional</w:t>
+            </w:r>
+          </w:p>
+        </w:tc>
+        <w:tc>
+          <w:tcPr>
+            <w:tcW w:type="dxa" w:w="1217"/>
+          </w:tcPr>
+          <w:p>
+            <w:r/>
+            <w:r>
+              <w:t>4</w:t>
+            </w:r>
+          </w:p>
+        </w:tc>
+        <w:tc>
+          <w:tcPr>
+            <w:tcW w:type="dxa" w:w="1404"/>
+          </w:tcPr>
+          <w:p>
+            <w:r/>
+            <w:r>
+              <w:t>problemGroup</w:t>
+            </w:r>
+          </w:p>
+        </w:tc>
+        <w:tc>
+          <w:tcPr>
+            <w:tcW w:type="dxa" w:w="2153"/>
+          </w:tcPr>
+          <w:p>
+            <w:r/>
+            <w:r>
+              <w:t>POST</w:t>
+            </w:r>
+          </w:p>
+        </w:tc>
+      </w:tr>
+      <w:tr>
+        <w:tc>
+          <w:tcPr>
+            <w:tcW w:type="dxa" w:w="1030"/>
+          </w:tcPr>
+          <w:p>
+            <w:r/>
+            <w:r>
+              <w:t>TMF656</w:t>
+            </w:r>
+          </w:p>
+        </w:tc>
+        <w:tc>
+          <w:tcPr>
+            <w:tcW w:type="dxa" w:w="1966"/>
+          </w:tcPr>
+          <w:p>
+            <w:r/>
+            <w:r>
+              <w:t>Service Problem Management API</w:t>
+            </w:r>
+          </w:p>
+        </w:tc>
+        <w:tc>
+          <w:tcPr>
+            <w:tcW w:type="dxa" w:w="1591"/>
+          </w:tcPr>
+          <w:p>
+            <w:r/>
+            <w:r>
+              <w:t>Optional</w:t>
+            </w:r>
+          </w:p>
+        </w:tc>
+        <w:tc>
+          <w:tcPr>
+            <w:tcW w:type="dxa" w:w="1217"/>
+          </w:tcPr>
+          <w:p>
+            <w:r/>
+            <w:r>
+              <w:t>4</w:t>
+            </w:r>
+          </w:p>
+        </w:tc>
+        <w:tc>
+          <w:tcPr>
+            <w:tcW w:type="dxa" w:w="1404"/>
+          </w:tcPr>
+          <w:p>
+            <w:r/>
+            <w:r>
+              <w:t>problemUnGroup</w:t>
+            </w:r>
+          </w:p>
+        </w:tc>
+        <w:tc>
+          <w:tcPr>
+            <w:tcW w:type="dxa" w:w="2153"/>
+          </w:tcPr>
+          <w:p>
+            <w:r/>
+            <w:r>
+              <w:t>POST</w:t>
+            </w:r>
+          </w:p>
+        </w:tc>
+      </w:tr>
+      <w:tr>
+        <w:tc>
+          <w:tcPr>
+            <w:tcW w:type="dxa" w:w="1030"/>
+          </w:tcPr>
+          <w:p>
+            <w:r/>
+            <w:r>
               <w:t>TMF701</w:t>
             </w:r>
           </w:p>
         </w:tc>
         <w:tc>
           <w:tcPr>
-            <w:tcW w:type="dxa" w:w="2340"/>
+            <w:tcW w:type="dxa" w:w="1966"/>
           </w:tcPr>
           <w:p>
             <w:r/>
@@ -1984,7 +2892,7 @@
         </w:tc>
         <w:tc>
           <w:tcPr>
-            <w:tcW w:type="dxa" w:w="1778"/>
+            <w:tcW w:type="dxa" w:w="1591"/>
           </w:tcPr>
           <w:p>
             <w:r/>
@@ -1995,7 +2903,7 @@
         </w:tc>
         <w:tc>
           <w:tcPr>
-            <w:tcW w:type="dxa" w:w="1310"/>
+            <w:tcW w:type="dxa" w:w="1217"/>
           </w:tcPr>
           <w:p>
             <w:r/>
@@ -2006,16 +2914,78 @@
         </w:tc>
         <w:tc>
           <w:tcPr>
+            <w:tcW w:type="dxa" w:w="1404"/>
+          </w:tcPr>
+          <w:p>
+            <w:r/>
+            <w:r>
+              <w:t>processFlow</w:t>
+            </w:r>
+          </w:p>
+        </w:tc>
+        <w:tc>
+          <w:tcPr>
+            <w:tcW w:type="dxa" w:w="2153"/>
+          </w:tcPr>
+          <w:p>
+            <w:r/>
+            <w:r>
+              <w:t>POST, GET, GET /id, DELETE</w:t>
+            </w:r>
+          </w:p>
+        </w:tc>
+      </w:tr>
+      <w:tr>
+        <w:tc>
+          <w:tcPr>
+            <w:tcW w:type="dxa" w:w="1030"/>
+          </w:tcPr>
+          <w:p>
+            <w:r/>
+            <w:r>
+              <w:t>TMF701</w:t>
+            </w:r>
+          </w:p>
+        </w:tc>
+        <w:tc>
+          <w:tcPr>
+            <w:tcW w:type="dxa" w:w="1966"/>
+          </w:tcPr>
+          <w:p>
+            <w:r/>
+            <w:r>
+              <w:t>TMF701</w:t>
+            </w:r>
+          </w:p>
+        </w:tc>
+        <w:tc>
+          <w:tcPr>
             <w:tcW w:type="dxa" w:w="1591"/>
           </w:tcPr>
           <w:p>
             <w:r/>
             <w:r>
-              <w:t>processFlow</w:t>
-            </w:r>
-            <w:r>
-              <w:br/>
-            </w:r>
+              <w:t>Optional</w:t>
+            </w:r>
+          </w:p>
+        </w:tc>
+        <w:tc>
+          <w:tcPr>
+            <w:tcW w:type="dxa" w:w="1217"/>
+          </w:tcPr>
+          <w:p>
+            <w:r/>
+            <w:r>
+              <w:t>4</w:t>
+            </w:r>
+          </w:p>
+        </w:tc>
+        <w:tc>
+          <w:tcPr>
+            <w:tcW w:type="dxa" w:w="1404"/>
+          </w:tcPr>
+          <w:p>
+            <w:r/>
             <w:r>
               <w:t>taskFlow</w:t>
             </w:r>
@@ -2023,36 +2993,12 @@
         </w:tc>
         <w:tc>
           <w:tcPr>
-            <w:tcW w:type="dxa" w:w="1310"/>
-          </w:tcPr>
-          <w:p>
-            <w:r/>
-            <w:r>
-              <w:t>POST</w:t>
-            </w:r>
-            <w:r>
-              <w:br/>
-            </w:r>
-            <w:r>
-              <w:t>GET</w:t>
-            </w:r>
-            <w:r>
-              <w:br/>
-            </w:r>
-            <w:r>
-              <w:t>GET /id</w:t>
-            </w:r>
-            <w:r>
-              <w:br/>
-            </w:r>
-            <w:r>
-              <w:t>DELETE</w:t>
-            </w:r>
-            <w:r>
-              <w:br/>
-            </w:r>
-            <w:r>
-              <w:t>PATCH</w:t>
+            <w:tcW w:type="dxa" w:w="2153"/>
+          </w:tcPr>
+          <w:p>
+            <w:r/>
+            <w:r>
+              <w:t>PATCH, GET, GET /id</w:t>
             </w:r>
           </w:p>
         </w:tc>
@@ -2107,7 +3053,7 @@
       <w:r>
         <w:drawing>
           <wp:inline xmlns:a="http://schemas.openxmlformats.org/drawingml/2006/main" xmlns:pic="http://schemas.openxmlformats.org/drawingml/2006/picture">
-            <wp:extent cx="5394960" cy="952052"/>
+            <wp:extent cx="5394960" cy="1003007"/>
             <wp:docPr id="4" name="Picture 4"/>
             <wp:cNvGraphicFramePr>
               <a:graphicFrameLocks noChangeAspect="1"/>
@@ -2128,7 +3074,7 @@
                   <pic:spPr>
                     <a:xfrm>
                       <a:off x="0" y="0"/>
-                      <a:ext cx="5394960" cy="952052"/>
+                      <a:ext cx="5394960" cy="1003007"/>
                     </a:xfrm>
                     <a:prstGeom prst="rect"/>
                   </pic:spPr>

--- a/specifications/TMFC043-FaultManagement/Diagrams/TMFC043_Fault_Management.docx
+++ b/specifications/TMFC043-FaultManagement/Diagrams/TMFC043_Fault_Management.docx
@@ -155,6 +155,9 @@
         </w:tc>
       </w:tr>
       <w:tr>
+        <w:trPr>
+          <w:cantSplit/>
+        </w:trPr>
         <w:tc>
           <w:tcPr>
             <w:tcW w:type="dxa" w:w="1966"/>
@@ -358,6 +361,9 @@
         </w:tc>
       </w:tr>
       <w:tr>
+        <w:trPr>
+          <w:cantSplit/>
+        </w:trPr>
         <w:tc>
           <w:tcPr>
             <w:tcW w:type="dxa" w:w="1498"/>
@@ -404,6 +410,9 @@
         </w:tc>
       </w:tr>
       <w:tr>
+        <w:trPr>
+          <w:cantSplit/>
+        </w:trPr>
         <w:tc>
           <w:tcPr>
             <w:tcW w:type="dxa" w:w="1498"/>
@@ -491,7 +500,7 @@
         </w:trPr>
         <w:tc>
           <w:tcPr>
-            <w:tcW w:type="dxa" w:w="1591"/>
+            <w:tcW w:type="dxa" w:w="1685"/>
           </w:tcPr>
           <w:p>
             <w:r/>
@@ -505,7 +514,7 @@
         </w:tc>
         <w:tc>
           <w:tcPr>
-            <w:tcW w:type="dxa" w:w="2808"/>
+            <w:tcW w:type="dxa" w:w="2621"/>
           </w:tcPr>
           <w:p>
             <w:r/>
@@ -519,7 +528,7 @@
         </w:tc>
         <w:tc>
           <w:tcPr>
-            <w:tcW w:type="dxa" w:w="2246"/>
+            <w:tcW w:type="dxa" w:w="2340"/>
           </w:tcPr>
           <w:p>
             <w:r/>
@@ -547,20 +556,23 @@
         </w:tc>
       </w:tr>
       <w:tr>
-        <w:tc>
-          <w:tcPr>
-            <w:tcW w:type="dxa" w:w="1591"/>
-          </w:tcPr>
-          <w:p>
-            <w:r/>
-            <w:r>
-              <w:t>Resource Trouble</w:t>
-            </w:r>
-          </w:p>
-        </w:tc>
-        <w:tc>
-          <w:tcPr>
-            <w:tcW w:type="dxa" w:w="2808"/>
+        <w:trPr>
+          <w:cantSplit/>
+        </w:trPr>
+        <w:tc>
+          <w:tcPr>
+            <w:tcW w:type="dxa" w:w="1685"/>
+          </w:tcPr>
+          <w:p>
+            <w:r/>
+            <w:r>
+              <w:t>Resource Trouble ABE</w:t>
+            </w:r>
+          </w:p>
+        </w:tc>
+        <w:tc>
+          <w:tcPr>
+            <w:tcW w:type="dxa" w:w="2621"/>
           </w:tcPr>
           <w:p>
             <w:r/>
@@ -571,12 +583,12 @@
         </w:tc>
         <w:tc>
           <w:tcPr>
-            <w:tcW w:type="dxa" w:w="2246"/>
-          </w:tcPr>
-          <w:p>
-            <w:r/>
-            <w:r>
-              <w:t>Resource Alarm</w:t>
+            <w:tcW w:type="dxa" w:w="2340"/>
+          </w:tcPr>
+          <w:p>
+            <w:r/>
+            <w:r>
+              <w:t>Resource Alarm ABE</w:t>
             </w:r>
           </w:p>
         </w:tc>
@@ -593,20 +605,23 @@
         </w:tc>
       </w:tr>
       <w:tr>
-        <w:tc>
-          <w:tcPr>
-            <w:tcW w:type="dxa" w:w="1591"/>
-          </w:tcPr>
-          <w:p>
-            <w:r/>
-            <w:r>
-              <w:t>Resource Trouble</w:t>
-            </w:r>
-          </w:p>
-        </w:tc>
-        <w:tc>
-          <w:tcPr>
-            <w:tcW w:type="dxa" w:w="2808"/>
+        <w:trPr>
+          <w:cantSplit/>
+        </w:trPr>
+        <w:tc>
+          <w:tcPr>
+            <w:tcW w:type="dxa" w:w="1685"/>
+          </w:tcPr>
+          <w:p>
+            <w:r/>
+            <w:r>
+              <w:t>Resource Trouble ABE</w:t>
+            </w:r>
+          </w:p>
+        </w:tc>
+        <w:tc>
+          <w:tcPr>
+            <w:tcW w:type="dxa" w:w="2621"/>
           </w:tcPr>
           <w:p>
             <w:r/>
@@ -617,12 +632,12 @@
         </w:tc>
         <w:tc>
           <w:tcPr>
-            <w:tcW w:type="dxa" w:w="2246"/>
-          </w:tcPr>
-          <w:p>
-            <w:r/>
-            <w:r>
-              <w:t>AlarmSeverityAssignmentProfile</w:t>
+            <w:tcW w:type="dxa" w:w="2340"/>
+          </w:tcPr>
+          <w:p>
+            <w:r/>
+            <w:r>
+              <w:t>AlarmSeverityAssignmentProfile BE</w:t>
             </w:r>
           </w:p>
         </w:tc>
@@ -639,20 +654,23 @@
         </w:tc>
       </w:tr>
       <w:tr>
-        <w:tc>
-          <w:tcPr>
-            <w:tcW w:type="dxa" w:w="1591"/>
-          </w:tcPr>
-          <w:p>
-            <w:r/>
-            <w:r>
-              <w:t>Service Problem</w:t>
-            </w:r>
-          </w:p>
-        </w:tc>
-        <w:tc>
-          <w:tcPr>
-            <w:tcW w:type="dxa" w:w="2808"/>
+        <w:trPr>
+          <w:cantSplit/>
+        </w:trPr>
+        <w:tc>
+          <w:tcPr>
+            <w:tcW w:type="dxa" w:w="1685"/>
+          </w:tcPr>
+          <w:p>
+            <w:r/>
+            <w:r>
+              <w:t>Service Problem ABE</w:t>
+            </w:r>
+          </w:p>
+        </w:tc>
+        <w:tc>
+          <w:tcPr>
+            <w:tcW w:type="dxa" w:w="2621"/>
           </w:tcPr>
           <w:p>
             <w:r/>
@@ -663,7 +681,7 @@
         </w:tc>
         <w:tc>
           <w:tcPr>
-            <w:tcW w:type="dxa" w:w="2246"/>
+            <w:tcW w:type="dxa" w:w="2340"/>
           </w:tcPr>
           <w:p>
             <w:r/>
@@ -756,7 +774,7 @@
               <w:rPr>
                 <w:b/>
               </w:rPr>
-              <w:t>Aggregate Function Level 1</w:t>
+              <w:t>Aggregate Function L1</w:t>
             </w:r>
           </w:p>
         </w:tc>
@@ -770,7 +788,7 @@
               <w:rPr>
                 <w:b/>
               </w:rPr>
-              <w:t>Aggregate Function Level 2</w:t>
+              <w:t>Aggregate Function L2</w:t>
             </w:r>
           </w:p>
         </w:tc>
@@ -790,6 +808,9 @@
         </w:tc>
       </w:tr>
       <w:tr>
+        <w:trPr>
+          <w:cantSplit/>
+        </w:trPr>
         <w:tc>
           <w:tcPr>
             <w:tcW w:type="dxa" w:w="1123"/>
@@ -847,6 +868,9 @@
         </w:tc>
       </w:tr>
       <w:tr>
+        <w:trPr>
+          <w:cantSplit/>
+        </w:trPr>
         <w:tc>
           <w:tcPr>
             <w:tcW w:type="dxa" w:w="1123"/>
@@ -904,6 +928,9 @@
         </w:tc>
       </w:tr>
       <w:tr>
+        <w:trPr>
+          <w:cantSplit/>
+        </w:trPr>
         <w:tc>
           <w:tcPr>
             <w:tcW w:type="dxa" w:w="1123"/>
@@ -961,6 +988,9 @@
         </w:tc>
       </w:tr>
       <w:tr>
+        <w:trPr>
+          <w:cantSplit/>
+        </w:trPr>
         <w:tc>
           <w:tcPr>
             <w:tcW w:type="dxa" w:w="1123"/>
@@ -1018,6 +1048,9 @@
         </w:tc>
       </w:tr>
       <w:tr>
+        <w:trPr>
+          <w:cantSplit/>
+        </w:trPr>
         <w:tc>
           <w:tcPr>
             <w:tcW w:type="dxa" w:w="1123"/>
@@ -1075,6 +1108,9 @@
         </w:tc>
       </w:tr>
       <w:tr>
+        <w:trPr>
+          <w:cantSplit/>
+        </w:trPr>
         <w:tc>
           <w:tcPr>
             <w:tcW w:type="dxa" w:w="1123"/>
@@ -1132,6 +1168,9 @@
         </w:tc>
       </w:tr>
       <w:tr>
+        <w:trPr>
+          <w:cantSplit/>
+        </w:trPr>
         <w:tc>
           <w:tcPr>
             <w:tcW w:type="dxa" w:w="1123"/>
@@ -1189,6 +1228,9 @@
         </w:tc>
       </w:tr>
       <w:tr>
+        <w:trPr>
+          <w:cantSplit/>
+        </w:trPr>
         <w:tc>
           <w:tcPr>
             <w:tcW w:type="dxa" w:w="1123"/>
@@ -1246,6 +1288,9 @@
         </w:tc>
       </w:tr>
       <w:tr>
+        <w:trPr>
+          <w:cantSplit/>
+        </w:trPr>
         <w:tc>
           <w:tcPr>
             <w:tcW w:type="dxa" w:w="1123"/>
@@ -1508,6 +1553,9 @@
         </w:tc>
       </w:tr>
       <w:tr>
+        <w:trPr>
+          <w:cantSplit/>
+        </w:trPr>
         <w:tc>
           <w:tcPr>
             <w:tcW w:type="dxa" w:w="1030"/>
@@ -1576,6 +1624,9 @@
         </w:tc>
       </w:tr>
       <w:tr>
+        <w:trPr>
+          <w:cantSplit/>
+        </w:trPr>
         <w:tc>
           <w:tcPr>
             <w:tcW w:type="dxa" w:w="1030"/>
@@ -1644,6 +1695,9 @@
         </w:tc>
       </w:tr>
       <w:tr>
+        <w:trPr>
+          <w:cantSplit/>
+        </w:trPr>
         <w:tc>
           <w:tcPr>
             <w:tcW w:type="dxa" w:w="1030"/>
@@ -1712,6 +1766,9 @@
         </w:tc>
       </w:tr>
       <w:tr>
+        <w:trPr>
+          <w:cantSplit/>
+        </w:trPr>
         <w:tc>
           <w:tcPr>
             <w:tcW w:type="dxa" w:w="1030"/>
@@ -1780,6 +1837,9 @@
         </w:tc>
       </w:tr>
       <w:tr>
+        <w:trPr>
+          <w:cantSplit/>
+        </w:trPr>
         <w:tc>
           <w:tcPr>
             <w:tcW w:type="dxa" w:w="1030"/>
@@ -1848,6 +1908,9 @@
         </w:tc>
       </w:tr>
       <w:tr>
+        <w:trPr>
+          <w:cantSplit/>
+        </w:trPr>
         <w:tc>
           <w:tcPr>
             <w:tcW w:type="dxa" w:w="1030"/>
@@ -1916,6 +1979,9 @@
         </w:tc>
       </w:tr>
       <w:tr>
+        <w:trPr>
+          <w:cantSplit/>
+        </w:trPr>
         <w:tc>
           <w:tcPr>
             <w:tcW w:type="dxa" w:w="1030"/>
@@ -1984,6 +2050,9 @@
         </w:tc>
       </w:tr>
       <w:tr>
+        <w:trPr>
+          <w:cantSplit/>
+        </w:trPr>
         <w:tc>
           <w:tcPr>
             <w:tcW w:type="dxa" w:w="1030"/>
@@ -2052,6 +2121,9 @@
         </w:tc>
       </w:tr>
       <w:tr>
+        <w:trPr>
+          <w:cantSplit/>
+        </w:trPr>
         <w:tc>
           <w:tcPr>
             <w:tcW w:type="dxa" w:w="1030"/>
@@ -2120,6 +2192,9 @@
         </w:tc>
       </w:tr>
       <w:tr>
+        <w:trPr>
+          <w:cantSplit/>
+        </w:trPr>
         <w:tc>
           <w:tcPr>
             <w:tcW w:type="dxa" w:w="1030"/>
@@ -2188,6 +2263,9 @@
         </w:tc>
       </w:tr>
       <w:tr>
+        <w:trPr>
+          <w:cantSplit/>
+        </w:trPr>
         <w:tc>
           <w:tcPr>
             <w:tcW w:type="dxa" w:w="1030"/>
@@ -2256,6 +2334,9 @@
         </w:tc>
       </w:tr>
       <w:tr>
+        <w:trPr>
+          <w:cantSplit/>
+        </w:trPr>
         <w:tc>
           <w:tcPr>
             <w:tcW w:type="dxa" w:w="1030"/>
@@ -2324,6 +2405,9 @@
         </w:tc>
       </w:tr>
       <w:tr>
+        <w:trPr>
+          <w:cantSplit/>
+        </w:trPr>
         <w:tc>
           <w:tcPr>
             <w:tcW w:type="dxa" w:w="1030"/>
@@ -2392,6 +2476,9 @@
         </w:tc>
       </w:tr>
       <w:tr>
+        <w:trPr>
+          <w:cantSplit/>
+        </w:trPr>
         <w:tc>
           <w:tcPr>
             <w:tcW w:type="dxa" w:w="1030"/>
@@ -2460,6 +2547,9 @@
         </w:tc>
       </w:tr>
       <w:tr>
+        <w:trPr>
+          <w:cantSplit/>
+        </w:trPr>
         <w:tc>
           <w:tcPr>
             <w:tcW w:type="dxa" w:w="1030"/>
@@ -2528,6 +2618,9 @@
         </w:tc>
       </w:tr>
       <w:tr>
+        <w:trPr>
+          <w:cantSplit/>
+        </w:trPr>
         <w:tc>
           <w:tcPr>
             <w:tcW w:type="dxa" w:w="1030"/>
@@ -2596,6 +2689,9 @@
         </w:tc>
       </w:tr>
       <w:tr>
+        <w:trPr>
+          <w:cantSplit/>
+        </w:trPr>
         <w:tc>
           <w:tcPr>
             <w:tcW w:type="dxa" w:w="1030"/>
@@ -2664,6 +2760,9 @@
         </w:tc>
       </w:tr>
       <w:tr>
+        <w:trPr>
+          <w:cantSplit/>
+        </w:trPr>
         <w:tc>
           <w:tcPr>
             <w:tcW w:type="dxa" w:w="1030"/>
@@ -2732,6 +2831,9 @@
         </w:tc>
       </w:tr>
       <w:tr>
+        <w:trPr>
+          <w:cantSplit/>
+        </w:trPr>
         <w:tc>
           <w:tcPr>
             <w:tcW w:type="dxa" w:w="1030"/>
@@ -2800,6 +2902,9 @@
         </w:tc>
       </w:tr>
       <w:tr>
+        <w:trPr>
+          <w:cantSplit/>
+        </w:trPr>
         <w:tc>
           <w:tcPr>
             <w:tcW w:type="dxa" w:w="1030"/>
@@ -2868,6 +2973,9 @@
         </w:tc>
       </w:tr>
       <w:tr>
+        <w:trPr>
+          <w:cantSplit/>
+        </w:trPr>
         <w:tc>
           <w:tcPr>
             <w:tcW w:type="dxa" w:w="1030"/>
@@ -2936,6 +3044,9 @@
         </w:tc>
       </w:tr>
       <w:tr>
+        <w:trPr>
+          <w:cantSplit/>
+        </w:trPr>
         <w:tc>
           <w:tcPr>
             <w:tcW w:type="dxa" w:w="1030"/>
@@ -3348,6 +3459,9 @@
         </w:tc>
       </w:tr>
       <w:tr>
+        <w:trPr>
+          <w:cantSplit/>
+        </w:trPr>
         <w:tc>
           <w:tcPr>
             <w:tcW w:type="dxa" w:w="1310"/>
@@ -3473,6 +3587,9 @@
         </w:tc>
       </w:tr>
       <w:tr>
+        <w:trPr>
+          <w:cantSplit/>
+        </w:trPr>
         <w:tc>
           <w:tcPr>
             <w:tcW w:type="dxa" w:w="1310"/>
@@ -3556,6 +3673,9 @@
         </w:tc>
       </w:tr>
       <w:tr>
+        <w:trPr>
+          <w:cantSplit/>
+        </w:trPr>
         <w:tc>
           <w:tcPr>
             <w:tcW w:type="dxa" w:w="1310"/>
@@ -3808,6 +3928,9 @@
         </w:tc>
       </w:tr>
       <w:tr>
+        <w:trPr>
+          <w:cantSplit/>
+        </w:trPr>
         <w:tc>
           <w:tcPr>
             <w:tcW w:type="dxa" w:w="1310"/>
@@ -3909,6 +4032,9 @@
         </w:tc>
       </w:tr>
       <w:tr>
+        <w:trPr>
+          <w:cantSplit/>
+        </w:trPr>
         <w:tc>
           <w:tcPr>
             <w:tcW w:type="dxa" w:w="1310"/>
@@ -3962,6 +4088,9 @@
         </w:tc>
       </w:tr>
       <w:tr>
+        <w:trPr>
+          <w:cantSplit/>
+        </w:trPr>
         <w:tc>
           <w:tcPr>
             <w:tcW w:type="dxa" w:w="1310"/>
@@ -4015,6 +4144,9 @@
         </w:tc>
       </w:tr>
       <w:tr>
+        <w:trPr>
+          <w:cantSplit/>
+        </w:trPr>
         <w:tc>
           <w:tcPr>
             <w:tcW w:type="dxa" w:w="1310"/>
@@ -4050,6 +4182,9 @@
         </w:tc>
       </w:tr>
       <w:tr>
+        <w:trPr>
+          <w:cantSplit/>
+        </w:trPr>
         <w:tc>
           <w:tcPr>
             <w:tcW w:type="dxa" w:w="1310"/>
@@ -4103,6 +4238,9 @@
         </w:tc>
       </w:tr>
       <w:tr>
+        <w:trPr>
+          <w:cantSplit/>
+        </w:trPr>
         <w:tc>
           <w:tcPr>
             <w:tcW w:type="dxa" w:w="1310"/>
@@ -4150,6 +4288,9 @@
         </w:tc>
       </w:tr>
       <w:tr>
+        <w:trPr>
+          <w:cantSplit/>
+        </w:trPr>
         <w:tc>
           <w:tcPr>
             <w:tcW w:type="dxa" w:w="1310"/>
@@ -4275,6 +4416,9 @@
         </w:tc>
       </w:tr>
       <w:tr>
+        <w:trPr>
+          <w:cantSplit/>
+        </w:trPr>
         <w:tc>
           <w:tcPr>
             <w:tcW w:type="dxa" w:w="1310"/>
@@ -4406,6 +4550,9 @@
         </w:tc>
       </w:tr>
       <w:tr>
+        <w:trPr>
+          <w:cantSplit/>
+        </w:trPr>
         <w:tc>
           <w:tcPr>
             <w:tcW w:type="dxa" w:w="1310"/>
@@ -4471,6 +4618,9 @@
         </w:tc>
       </w:tr>
       <w:tr>
+        <w:trPr>
+          <w:cantSplit/>
+        </w:trPr>
         <w:tc>
           <w:tcPr>
             <w:tcW w:type="dxa" w:w="1310"/>
@@ -4512,6 +4662,9 @@
         </w:tc>
       </w:tr>
       <w:tr>
+        <w:trPr>
+          <w:cantSplit/>
+        </w:trPr>
         <w:tc>
           <w:tcPr>
             <w:tcW w:type="dxa" w:w="1310"/>
@@ -4547,6 +4700,9 @@
         </w:tc>
       </w:tr>
       <w:tr>
+        <w:trPr>
+          <w:cantSplit/>
+        </w:trPr>
         <w:tc>
           <w:tcPr>
             <w:tcW w:type="dxa" w:w="1310"/>
@@ -4807,6 +4963,9 @@
         </w:tc>
       </w:tr>
       <w:tr>
+        <w:trPr>
+          <w:cantSplit/>
+        </w:trPr>
         <w:tc>
           <w:tcPr>
             <w:tcW w:type="dxa" w:w="5990"/>
@@ -4831,6 +4990,9 @@
         </w:tc>
       </w:tr>
       <w:tr>
+        <w:trPr>
+          <w:cantSplit/>
+        </w:trPr>
         <w:tc>
           <w:tcPr>
             <w:tcW w:type="dxa" w:w="5990"/>
@@ -4855,6 +5017,9 @@
         </w:tc>
       </w:tr>
       <w:tr>
+        <w:trPr>
+          <w:cantSplit/>
+        </w:trPr>
         <w:tc>
           <w:tcPr>
             <w:tcW w:type="dxa" w:w="5990"/>
@@ -5019,6 +5184,9 @@
         </w:tc>
       </w:tr>
       <w:tr>
+        <w:trPr>
+          <w:cantSplit/>
+        </w:trPr>
         <w:tc>
           <w:tcPr>
             <w:tcW w:type="dxa" w:w="1872"/>
@@ -5065,6 +5233,9 @@
         </w:tc>
       </w:tr>
       <w:tr>
+        <w:trPr>
+          <w:cantSplit/>
+        </w:trPr>
         <w:tc>
           <w:tcPr>
             <w:tcW w:type="dxa" w:w="1872"/>
@@ -5111,6 +5282,9 @@
         </w:tc>
       </w:tr>
       <w:tr>
+        <w:trPr>
+          <w:cantSplit/>
+        </w:trPr>
         <w:tc>
           <w:tcPr>
             <w:tcW w:type="dxa" w:w="1872"/>
@@ -5157,6 +5331,9 @@
         </w:tc>
       </w:tr>
       <w:tr>
+        <w:trPr>
+          <w:cantSplit/>
+        </w:trPr>
         <w:tc>
           <w:tcPr>
             <w:tcW w:type="dxa" w:w="1872"/>
@@ -5203,6 +5380,9 @@
         </w:tc>
       </w:tr>
       <w:tr>
+        <w:trPr>
+          <w:cantSplit/>
+        </w:trPr>
         <w:tc>
           <w:tcPr>
             <w:tcW w:type="dxa" w:w="1872"/>
@@ -5341,6 +5521,9 @@
         </w:tc>
       </w:tr>
       <w:tr>
+        <w:trPr>
+          <w:cantSplit/>
+        </w:trPr>
         <w:tc>
           <w:tcPr>
             <w:tcW w:type="dxa" w:w="1872"/>
@@ -5387,6 +5570,9 @@
         </w:tc>
       </w:tr>
       <w:tr>
+        <w:trPr>
+          <w:cantSplit/>
+        </w:trPr>
         <w:tc>
           <w:tcPr>
             <w:tcW w:type="dxa" w:w="1872"/>
@@ -5433,6 +5619,9 @@
         </w:tc>
       </w:tr>
       <w:tr>
+        <w:trPr>
+          <w:cantSplit/>
+        </w:trPr>
         <w:tc>
           <w:tcPr>
             <w:tcW w:type="dxa" w:w="1872"/>
@@ -5479,6 +5668,9 @@
         </w:tc>
       </w:tr>
       <w:tr>
+        <w:trPr>
+          <w:cantSplit/>
+        </w:trPr>
         <w:tc>
           <w:tcPr>
             <w:tcW w:type="dxa" w:w="1872"/>
@@ -5525,6 +5717,9 @@
         </w:tc>
       </w:tr>
       <w:tr>
+        <w:trPr>
+          <w:cantSplit/>
+        </w:trPr>
         <w:tc>
           <w:tcPr>
             <w:tcW w:type="dxa" w:w="1872"/>
@@ -5653,6 +5848,9 @@
         </w:tc>
       </w:tr>
       <w:tr>
+        <w:trPr>
+          <w:cantSplit/>
+        </w:trPr>
         <w:tc>
           <w:tcPr>
             <w:tcW w:type="dxa" w:w="4118"/>
@@ -5688,6 +5886,9 @@
         </w:tc>
       </w:tr>
       <w:tr>
+        <w:trPr>
+          <w:cantSplit/>
+        </w:trPr>
         <w:tc>
           <w:tcPr>
             <w:tcW w:type="dxa" w:w="4118"/>
@@ -5723,6 +5924,9 @@
         </w:tc>
       </w:tr>
       <w:tr>
+        <w:trPr>
+          <w:cantSplit/>
+        </w:trPr>
         <w:tc>
           <w:tcPr>
             <w:tcW w:type="dxa" w:w="4118"/>
@@ -5758,6 +5962,9 @@
         </w:tc>
       </w:tr>
       <w:tr>
+        <w:trPr>
+          <w:cantSplit/>
+        </w:trPr>
         <w:tc>
           <w:tcPr>
             <w:tcW w:type="dxa" w:w="4118"/>
@@ -5793,6 +6000,9 @@
         </w:tc>
       </w:tr>
       <w:tr>
+        <w:trPr>
+          <w:cantSplit/>
+        </w:trPr>
         <w:tc>
           <w:tcPr>
             <w:tcW w:type="dxa" w:w="4118"/>
@@ -5828,6 +6038,9 @@
         </w:tc>
       </w:tr>
       <w:tr>
+        <w:trPr>
+          <w:cantSplit/>
+        </w:trPr>
         <w:tc>
           <w:tcPr>
             <w:tcW w:type="dxa" w:w="4118"/>
@@ -5863,6 +6076,9 @@
         </w:tc>
       </w:tr>
       <w:tr>
+        <w:trPr>
+          <w:cantSplit/>
+        </w:trPr>
         <w:tc>
           <w:tcPr>
             <w:tcW w:type="dxa" w:w="4118"/>
@@ -5898,6 +6114,9 @@
         </w:tc>
       </w:tr>
       <w:tr>
+        <w:trPr>
+          <w:cantSplit/>
+        </w:trPr>
         <w:tc>
           <w:tcPr>
             <w:tcW w:type="dxa" w:w="4118"/>
@@ -5933,6 +6152,9 @@
         </w:tc>
       </w:tr>
       <w:tr>
+        <w:trPr>
+          <w:cantSplit/>
+        </w:trPr>
         <w:tc>
           <w:tcPr>
             <w:tcW w:type="dxa" w:w="4118"/>
@@ -5968,6 +6190,9 @@
         </w:tc>
       </w:tr>
       <w:tr>
+        <w:trPr>
+          <w:cantSplit/>
+        </w:trPr>
         <w:tc>
           <w:tcPr>
             <w:tcW w:type="dxa" w:w="4118"/>
@@ -6003,6 +6228,9 @@
         </w:tc>
       </w:tr>
       <w:tr>
+        <w:trPr>
+          <w:cantSplit/>
+        </w:trPr>
         <w:tc>
           <w:tcPr>
             <w:tcW w:type="dxa" w:w="4118"/>
@@ -6038,6 +6266,9 @@
         </w:tc>
       </w:tr>
       <w:tr>
+        <w:trPr>
+          <w:cantSplit/>
+        </w:trPr>
         <w:tc>
           <w:tcPr>
             <w:tcW w:type="dxa" w:w="4118"/>
@@ -6073,6 +6304,9 @@
         </w:tc>
       </w:tr>
       <w:tr>
+        <w:trPr>
+          <w:cantSplit/>
+        </w:trPr>
         <w:tc>
           <w:tcPr>
             <w:tcW w:type="dxa" w:w="4118"/>
